--- a/study_guides/Triangles_Geometry_Study_Guide.docx
+++ b/study_guides/Triangles_Geometry_Study_Guide.docx
@@ -2,6 +2,15 @@
 <file path=word/document.xml><?xml version="1.0" encoding="utf-8"?>
 <w:document xmlns:w="http://schemas.openxmlformats.org/wordprocessingml/2006/main" xmlns:m="http://schemas.openxmlformats.org/officeDocument/2006/math" xmlns:r="http://schemas.openxmlformats.org/officeDocument/2006/relationships" xmlns:o="urn:schemas-microsoft-com:office:office" xmlns:v="urn:schemas-microsoft-com:vml" xmlns:w10="urn:schemas-microsoft-com:office:word" xmlns:a="http://schemas.openxmlformats.org/drawingml/2006/main" xmlns:pic="http://schemas.openxmlformats.org/drawingml/2006/picture" xmlns:wp="http://schemas.openxmlformats.org/drawingml/2006/wordprocessingDrawing">
   <w:body>
+    <w:bookmarkStart w:id="106" w:name="triangles-geometry-study-guide"/>
+    <w:p>
+      <w:pPr>
+        <w:pStyle w:val="Heading1"/>
+      </w:pPr>
+      <w:r>
+        <w:t xml:space="preserve">Triangles Geometry Study Guide</w:t>
+      </w:r>
+    </w:p>
     <w:p>
       <w:pPr>
         <w:pStyle w:val="FirstParagraph"/>
@@ -22,13 +31,6 @@
           <w:iCs/>
         </w:rPr>
         <w:t xml:space="preserve">Next: Lines &amp; Angles Geometry Guide</w:t>
-      </w:r>
-    </w:p>
-    <w:p>
-      <w:r>
-        <w:pict>
-          <v:rect style="width:0;height:1.5pt" o:hralign="center" o:hrstd="t" o:hr="t"/>
-        </w:pict>
       </w:r>
     </w:p>
     <w:bookmarkStart w:id="38" w:name="X8a7202f5bf653e66ea1898e40bdabef56ef65ea"/>
@@ -2261,13 +2263,6 @@
           <m:t>π</m:t>
         </m:r>
       </m:oMath>
-    </w:p>
-    <w:p>
-      <w:r>
-        <w:pict>
-          <v:rect style="width:0;height:1.5pt" o:hralign="center" o:hrstd="t" o:hr="t"/>
-        </w:pict>
-      </w:r>
     </w:p>
     <w:bookmarkEnd w:id="23"/>
     <w:bookmarkEnd w:id="24"/>
@@ -3727,13 +3722,6 @@
         </m:f>
       </m:oMath>
     </w:p>
-    <w:p>
-      <w:r>
-        <w:pict>
-          <v:rect style="width:0;height:1.5pt" o:hralign="center" o:hrstd="t" o:hr="t"/>
-        </w:pict>
-      </w:r>
-    </w:p>
     <w:bookmarkEnd w:id="28"/>
     <w:bookmarkEnd w:id="29"/>
     <w:bookmarkStart w:id="36" w:name="X34175d480e1899cb595323ae2735a2ad80d5a34"/>
@@ -6330,13 +6318,6 @@
         </m:r>
       </m:oMath>
     </w:p>
-    <w:p>
-      <w:r>
-        <w:pict>
-          <v:rect style="width:0;height:1.5pt" o:hralign="center" o:hrstd="t" o:hr="t"/>
-        </w:pict>
-      </w:r>
-    </w:p>
     <w:bookmarkEnd w:id="35"/>
     <w:bookmarkEnd w:id="36"/>
     <w:bookmarkStart w:id="37" w:name="X032369713ea7596cbc0fc2e1cf0a6072ea92db3"/>
@@ -6716,13 +6697,6 @@
           <w:iCs/>
         </w:rPr>
         <w:t xml:space="preserve">Comprehensive guide for SAT/ACT Triangle Properties, Theorems, and Problem Solving</w:t>
-      </w:r>
-    </w:p>
-    <w:p>
-      <w:r>
-        <w:pict>
-          <v:rect style="width:0;height:1.5pt" o:hralign="center" o:hrstd="t" o:hr="t"/>
-        </w:pict>
       </w:r>
     </w:p>
     <w:bookmarkEnd w:id="37"/>
@@ -7364,13 +7338,6 @@
         </w:tc>
       </w:tr>
     </w:tbl>
-    <w:p>
-      <w:r>
-        <w:pict>
-          <v:rect style="width:0;height:1.5pt" o:hralign="center" o:hrstd="t" o:hr="t"/>
-        </w:pict>
-      </w:r>
-    </w:p>
     <w:bookmarkEnd w:id="41"/>
     <w:bookmarkEnd w:id="42"/>
     <w:bookmarkStart w:id="50" w:name="Xab1701b7606e5ae9c3e87bb3e7d5df329d5dc87"/>
@@ -7379,7 +7346,7 @@
         <w:pStyle w:val="Heading2"/>
       </w:pPr>
       <w:r>
-        <w:t xml:space="preserve">Chapter 2: Right Triangles — SAT/ACT Heavy Hitters</w:t>
+        <w:t xml:space="preserve">Chapter 2: Right Triangles – SAT/ACT Heavy Hitters</w:t>
       </w:r>
     </w:p>
     <w:bookmarkStart w:id="43" w:name="pythagorean-theorem"/>
@@ -8539,13 +8506,6 @@
         <w:t xml:space="preserve">- Each leg: a = √(c·p), b = √(c·q) where c = hypotenuse</w:t>
       </w:r>
     </w:p>
-    <w:p>
-      <w:r>
-        <w:pict>
-          <v:rect style="width:0;height:1.5pt" o:hralign="center" o:hrstd="t" o:hr="t"/>
-        </w:pict>
-      </w:r>
-    </w:p>
     <w:bookmarkEnd w:id="49"/>
     <w:bookmarkEnd w:id="50"/>
     <w:bookmarkStart w:id="55" w:name="X1f8a5341d43b8f5a7760c3bdc2263045b94a858"/>
@@ -9135,13 +9095,6 @@
       </w:pPr>
       <w:r>
         <w:t xml:space="preserve">Converse: If a line divides two sides proportionally, it’s parallel to the third side</w:t>
-      </w:r>
-    </w:p>
-    <w:p>
-      <w:r>
-        <w:pict>
-          <v:rect style="width:0;height:1.5pt" o:hralign="center" o:hrstd="t" o:hr="t"/>
-        </w:pict>
       </w:r>
     </w:p>
     <w:bookmarkEnd w:id="54"/>
@@ -9430,7 +9383,7 @@
               <w:jc w:val="left"/>
             </w:pPr>
             <w:r>
-              <w:t xml:space="preserve">—</w:t>
+              <w:t xml:space="preserve">–</w:t>
             </w:r>
           </w:p>
         </w:tc>
@@ -9681,13 +9634,6 @@
         </w:tc>
       </w:tr>
     </w:tbl>
-    <w:p>
-      <w:r>
-        <w:pict>
-          <v:rect style="width:0;height:1.5pt" o:hralign="center" o:hrstd="t" o:hr="t"/>
-        </w:pict>
-      </w:r>
-    </w:p>
     <w:bookmarkEnd w:id="58"/>
     <w:bookmarkEnd w:id="59"/>
     <w:bookmarkStart w:id="63" w:name="chapter-5-area-formulas"/>
@@ -10107,13 +10053,6 @@
         </w:tc>
       </w:tr>
     </w:tbl>
-    <w:p>
-      <w:r>
-        <w:pict>
-          <v:rect style="width:0;height:1.5pt" o:hralign="center" o:hrstd="t" o:hr="t"/>
-        </w:pict>
-      </w:r>
-    </w:p>
     <w:bookmarkEnd w:id="62"/>
     <w:bookmarkEnd w:id="63"/>
     <w:bookmarkStart w:id="68" w:name="X13e190b344eff6ff4ea2347eaec719929d886a7"/>
@@ -10406,7 +10345,7 @@
         <w:t xml:space="preserve"> </w:t>
       </w:r>
       <w:r>
-        <w:t xml:space="preserve">— Average of vertices!</w:t>
+        <w:t xml:space="preserve">– Average of vertices!</w:t>
       </w:r>
     </w:p>
     <w:bookmarkEnd w:id="66"/>
@@ -10538,13 +10477,6 @@
         </w:tc>
       </w:tr>
     </w:tbl>
-    <w:p>
-      <w:r>
-        <w:pict>
-          <v:rect style="width:0;height:1.5pt" o:hralign="center" o:hrstd="t" o:hr="t"/>
-        </w:pict>
-      </w:r>
-    </w:p>
     <w:bookmarkEnd w:id="67"/>
     <w:bookmarkEnd w:id="68"/>
     <w:bookmarkStart w:id="76" w:name="X215c75786a65201cea66a95e6eed06db9f4fad9"/>
@@ -10941,13 +10873,6 @@
       </w:r>
       <w:r>
         <w:t xml:space="preserve">: Use Pythagorean identity or draw triangle.</w:t>
-      </w:r>
-    </w:p>
-    <w:p>
-      <w:r>
-        <w:pict>
-          <v:rect style="width:0;height:1.5pt" o:hralign="center" o:hrstd="t" o:hr="t"/>
-        </w:pict>
       </w:r>
     </w:p>
     <w:bookmarkEnd w:id="75"/>
@@ -11733,13 +11658,6 @@
         </w:tc>
       </w:tr>
     </w:tbl>
-    <w:p>
-      <w:r>
-        <w:pict>
-          <v:rect style="width:0;height:1.5pt" o:hralign="center" o:hrstd="t" o:hr="t"/>
-        </w:pict>
-      </w:r>
-    </w:p>
     <w:bookmarkEnd w:id="79"/>
     <w:bookmarkEnd w:id="80"/>
     <w:bookmarkStart w:id="81" w:name="X8cf6b7185759d67572eb7778dc46e418d3d5deb"/>
@@ -12142,13 +12060,6 @@
         </w:tc>
       </w:tr>
     </w:tbl>
-    <w:p>
-      <w:r>
-        <w:pict>
-          <v:rect style="width:0;height:1.5pt" o:hralign="center" o:hrstd="t" o:hr="t"/>
-        </w:pict>
-      </w:r>
-    </w:p>
     <w:bookmarkEnd w:id="81"/>
     <w:bookmarkStart w:id="92" w:name="X8d74c7f1e92bccf83134e881ef0abc45d867bbc"/>
     <w:p>
@@ -12191,13 +12102,6 @@
         <w:t xml:space="preserve">: 6-8-10 triple → AB = 10. Or √(6²+8²) = √100 = 10.</w:t>
       </w:r>
     </w:p>
-    <w:p>
-      <w:r>
-        <w:pict>
-          <v:rect style="width:0;height:1.5pt" o:hralign="center" o:hrstd="t" o:hr="t"/>
-        </w:pict>
-      </w:r>
-    </w:p>
     <w:bookmarkEnd w:id="82"/>
     <w:bookmarkStart w:id="83" w:name="problem-2-medium"/>
     <w:p>
@@ -12231,13 +12135,6 @@
         <w:t xml:space="preserve">: Short leg = 14/2 = 7. Long leg = 7√3. Area = ½ × 7 × 7√3 = 49√3/2.</w:t>
       </w:r>
     </w:p>
-    <w:p>
-      <w:r>
-        <w:pict>
-          <v:rect style="width:0;height:1.5pt" o:hralign="center" o:hrstd="t" o:hr="t"/>
-        </w:pict>
-      </w:r>
-    </w:p>
     <w:bookmarkEnd w:id="83"/>
     <w:bookmarkStart w:id="84" w:name="problem-3-medium"/>
     <w:p>
@@ -12284,13 +12181,6 @@
         <w:t xml:space="preserve">.</w:t>
       </w:r>
     </w:p>
-    <w:p>
-      <w:r>
-        <w:pict>
-          <v:rect style="width:0;height:1.5pt" o:hralign="center" o:hrstd="t" o:hr="t"/>
-        </w:pict>
-      </w:r>
-    </w:p>
     <w:bookmarkEnd w:id="84"/>
     <w:bookmarkStart w:id="85" w:name="problem-4-hard---similar-triangles"/>
     <w:p>
@@ -12324,13 +12214,6 @@
         <w:t xml:space="preserve">: AD/AB = DE/BC → 3/9 = 4/BC → BC = 12.</w:t>
       </w:r>
     </w:p>
-    <w:p>
-      <w:r>
-        <w:pict>
-          <v:rect style="width:0;height:1.5pt" o:hralign="center" o:hrstd="t" o:hr="t"/>
-        </w:pict>
-      </w:r>
-    </w:p>
     <w:bookmarkEnd w:id="85"/>
     <w:bookmarkStart w:id="86" w:name="problem-5-hard---coordinate-geometry"/>
     <w:p>
@@ -12370,13 +12253,6 @@
         <w:t xml:space="preserve">Or Shoelace: ½|0(0-6) + 10(6-0) + 4(0-0)| = ½|60| = 30.</w:t>
       </w:r>
     </w:p>
-    <w:p>
-      <w:r>
-        <w:pict>
-          <v:rect style="width:0;height:1.5pt" o:hralign="center" o:hrstd="t" o:hr="t"/>
-        </w:pict>
-      </w:r>
-    </w:p>
     <w:bookmarkEnd w:id="86"/>
     <w:bookmarkStart w:id="87" w:name="problem-6-hard---altitude-to-hypotenuse"/>
     <w:p>
@@ -12434,13 +12310,6 @@
         <w:t xml:space="preserve">- Leg b = √(25×20) = √500 = 10√5</w:t>
       </w:r>
     </w:p>
-    <w:p>
-      <w:r>
-        <w:pict>
-          <v:rect style="width:0;height:1.5pt" o:hralign="center" o:hrstd="t" o:hr="t"/>
-        </w:pict>
-      </w:r>
-    </w:p>
     <w:bookmarkEnd w:id="87"/>
     <w:bookmarkStart w:id="88" w:name="problem-7-sat-style---trig"/>
     <w:p>
@@ -12474,13 +12343,6 @@
         <w:t xml:space="preserve">: 5-12-13 triangle. cos A = 5/13. tan A = 12/5.</w:t>
       </w:r>
     </w:p>
-    <w:p>
-      <w:r>
-        <w:pict>
-          <v:rect style="width:0;height:1.5pt" o:hralign="center" o:hrstd="t" o:hr="t"/>
-        </w:pict>
-      </w:r>
-    </w:p>
     <w:bookmarkEnd w:id="88"/>
     <w:bookmarkStart w:id="89" w:name="problem-8-sat-style---similar-triangles"/>
     <w:p>
@@ -12514,13 +12376,6 @@
         <w:t xml:space="preserve">: Similar triangles. 6/4 = h/15 → h = 90/4 = 22.5 ft.</w:t>
       </w:r>
     </w:p>
-    <w:p>
-      <w:r>
-        <w:pict>
-          <v:rect style="width:0;height:1.5pt" o:hralign="center" o:hrstd="t" o:hr="t"/>
-        </w:pict>
-      </w:r>
-    </w:p>
     <w:bookmarkEnd w:id="89"/>
     <w:bookmarkStart w:id="90" w:name="problem-9-hard---triangle-centers"/>
     <w:p>
@@ -12578,13 +12433,6 @@
         <w:t xml:space="preserve">- Distance = √[(3-2)² + (4 - 8/3)²] = √[1 + (4/3)²] = √(1 + 16/9) = √(25/9) = 5/3</w:t>
       </w:r>
     </w:p>
-    <w:p>
-      <w:r>
-        <w:pict>
-          <v:rect style="width:0;height:1.5pt" o:hralign="center" o:hrstd="t" o:hr="t"/>
-        </w:pict>
-      </w:r>
-    </w:p>
     <w:bookmarkEnd w:id="90"/>
     <w:bookmarkStart w:id="91" w:name="problem-10-challenge---law-of-cosines"/>
     <w:p>
@@ -12648,13 +12496,6 @@
         <w:t xml:space="preserve">cos C = 32/112 = 2/7</w:t>
       </w:r>
     </w:p>
-    <w:p>
-      <w:r>
-        <w:pict>
-          <v:rect style="width:0;height:1.5pt" o:hralign="center" o:hrstd="t" o:hr="t"/>
-        </w:pict>
-      </w:r>
-    </w:p>
     <w:bookmarkEnd w:id="91"/>
     <w:bookmarkEnd w:id="92"/>
     <w:bookmarkStart w:id="93" w:name="X4a7e9c2426520e2630a2518b9712992c1e03fed"/>
@@ -12854,7 +12695,7 @@
         <w:rPr>
           <w:rStyle w:val="VerbatimChar"/>
         </w:rPr>
-        <w:t xml:space="preserve">   └─ FINAL: Reread question — what exactly is asked?</w:t>
+        <w:t xml:space="preserve">   └─ FINAL: Reread question  --  what exactly is asked?</w:t>
       </w:r>
       <w:r>
         <w:br/>
@@ -12864,13 +12705,6 @@
           <w:rStyle w:val="VerbatimChar"/>
         </w:rPr>
         <w:t xml:space="preserve">        Side? Angle? Area? Perimeter? Ratio? Coordinates?</w:t>
-      </w:r>
-    </w:p>
-    <w:p>
-      <w:r>
-        <w:pict>
-          <v:rect style="width:0;height:1.5pt" o:hralign="center" o:hrstd="t" o:hr="t"/>
-        </w:pict>
       </w:r>
     </w:p>
     <w:bookmarkEnd w:id="93"/>
@@ -13019,22 +12853,8 @@
       </w:r>
     </w:p>
     <w:p>
-      <w:r>
-        <w:pict>
-          <v:rect style="width:0;height:1.5pt" o:hralign="center" o:hrstd="t" o:hr="t"/>
-        </w:pict>
-      </w:r>
-    </w:p>
-    <w:p>
-      <w:r>
-        <w:pict>
-          <v:rect style="width:0;height:1.5pt" o:hralign="center" o:hrstd="t" o:hr="t"/>
-        </w:pict>
-      </w:r>
-    </w:p>
-    <w:p>
-      <w:pPr>
-        <w:pStyle w:val="FirstParagraph"/>
+      <w:pPr>
+        <w:pStyle w:val="BodyText"/>
       </w:pPr>
       <w:r>
         <w:rPr>
@@ -13045,6 +12865,3840 @@
       </w:r>
     </w:p>
     <w:bookmarkEnd w:id="94"/>
+    <w:bookmarkStart w:id="105" w:name="X4d6067da7cd2a0600eaaae114b042ba3756c95f"/>
+    <w:p>
+      <w:pPr>
+        <w:pStyle w:val="Heading2"/>
+      </w:pPr>
+      <w:r>
+        <w:t xml:space="preserve">📅 Update: 2026-07-13 - New Triangle &amp; Geometry Concepts from July Classroom Materials</w:t>
+      </w:r>
+    </w:p>
+    <w:bookmarkStart w:id="98" w:name="X43557a9dded368d81a9f835d0475c2d10ebf506"/>
+    <w:p>
+      <w:pPr>
+        <w:pStyle w:val="Heading3"/>
+      </w:pPr>
+      <w:r>
+        <w:t xml:space="preserve">Circle Equations &amp; Theorems (from 19_Circles.pdf &amp; SAT Geometry Problems.pdf)</w:t>
+      </w:r>
+    </w:p>
+    <w:bookmarkStart w:id="95" w:name="circle-equation-general-to-standard-form"/>
+    <w:p>
+      <w:pPr>
+        <w:pStyle w:val="Heading4"/>
+      </w:pPr>
+      <w:r>
+        <w:t xml:space="preserve">Circle Equation: General to Standard Form</w:t>
+      </w:r>
+    </w:p>
+    <w:p>
+      <w:pPr>
+        <w:pStyle w:val="FirstParagraph"/>
+      </w:pPr>
+      <w:r>
+        <w:rPr>
+          <w:b/>
+          <w:bCs/>
+        </w:rPr>
+        <w:t xml:space="preserve">Given:</w:t>
+      </w:r>
+      <w:r>
+        <w:t xml:space="preserve"> </w:t>
+      </w:r>
+      <m:oMath>
+        <m:sSup>
+          <m:e>
+            <m:r>
+              <m:t>x</m:t>
+            </m:r>
+          </m:e>
+          <m:sup>
+            <m:r>
+              <m:t>2</m:t>
+            </m:r>
+          </m:sup>
+        </m:sSup>
+        <m:r>
+          <m:rPr>
+            <m:sty m:val="p"/>
+          </m:rPr>
+          <m:t>+</m:t>
+        </m:r>
+        <m:sSup>
+          <m:e>
+            <m:r>
+              <m:t>y</m:t>
+            </m:r>
+          </m:e>
+          <m:sup>
+            <m:r>
+              <m:t>2</m:t>
+            </m:r>
+          </m:sup>
+        </m:sSup>
+        <m:r>
+          <m:rPr>
+            <m:sty m:val="p"/>
+          </m:rPr>
+          <m:t>+</m:t>
+        </m:r>
+        <m:r>
+          <m:t>D</m:t>
+        </m:r>
+        <m:r>
+          <m:t>x</m:t>
+        </m:r>
+        <m:r>
+          <m:rPr>
+            <m:sty m:val="p"/>
+          </m:rPr>
+          <m:t>+</m:t>
+        </m:r>
+        <m:r>
+          <m:t>E</m:t>
+        </m:r>
+        <m:r>
+          <m:t>y</m:t>
+        </m:r>
+        <m:r>
+          <m:rPr>
+            <m:sty m:val="p"/>
+          </m:rPr>
+          <m:t>+</m:t>
+        </m:r>
+        <m:r>
+          <m:t>F</m:t>
+        </m:r>
+        <m:r>
+          <m:rPr>
+            <m:sty m:val="p"/>
+          </m:rPr>
+          <m:t>=</m:t>
+        </m:r>
+        <m:r>
+          <m:t>0</m:t>
+        </m:r>
+      </m:oMath>
+    </w:p>
+    <w:p>
+      <w:pPr>
+        <w:pStyle w:val="BodyText"/>
+      </w:pPr>
+      <w:r>
+        <w:rPr>
+          <w:b/>
+          <w:bCs/>
+        </w:rPr>
+        <w:t xml:space="preserve">Complete the Square:</w:t>
+      </w:r>
+      <w:r>
+        <w:t xml:space="preserve"> </w:t>
+      </w:r>
+      <w:r>
+        <w:t xml:space="preserve">1. Group:</w:t>
+      </w:r>
+      <w:r>
+        <w:t xml:space="preserve"> </w:t>
+      </w:r>
+      <m:oMath>
+        <m:d>
+          <m:dPr>
+            <m:begChr m:val="("/>
+            <m:endChr m:val=")"/>
+            <m:sepChr m:val=""/>
+            <m:grow/>
+          </m:dPr>
+          <m:e>
+            <m:sSup>
+              <m:e>
+                <m:r>
+                  <m:t>x</m:t>
+                </m:r>
+              </m:e>
+              <m:sup>
+                <m:r>
+                  <m:t>2</m:t>
+                </m:r>
+              </m:sup>
+            </m:sSup>
+            <m:r>
+              <m:rPr>
+                <m:sty m:val="p"/>
+              </m:rPr>
+              <m:t>+</m:t>
+            </m:r>
+            <m:r>
+              <m:t>D</m:t>
+            </m:r>
+            <m:r>
+              <m:t>x</m:t>
+            </m:r>
+          </m:e>
+        </m:d>
+        <m:r>
+          <m:rPr>
+            <m:sty m:val="p"/>
+          </m:rPr>
+          <m:t>+</m:t>
+        </m:r>
+        <m:d>
+          <m:dPr>
+            <m:begChr m:val="("/>
+            <m:endChr m:val=")"/>
+            <m:sepChr m:val=""/>
+            <m:grow/>
+          </m:dPr>
+          <m:e>
+            <m:sSup>
+              <m:e>
+                <m:r>
+                  <m:t>y</m:t>
+                </m:r>
+              </m:e>
+              <m:sup>
+                <m:r>
+                  <m:t>2</m:t>
+                </m:r>
+              </m:sup>
+            </m:sSup>
+            <m:r>
+              <m:rPr>
+                <m:sty m:val="p"/>
+              </m:rPr>
+              <m:t>+</m:t>
+            </m:r>
+            <m:r>
+              <m:t>E</m:t>
+            </m:r>
+            <m:r>
+              <m:t>y</m:t>
+            </m:r>
+          </m:e>
+        </m:d>
+        <m:r>
+          <m:rPr>
+            <m:sty m:val="p"/>
+          </m:rPr>
+          <m:t>=</m:t>
+        </m:r>
+        <m:r>
+          <m:rPr>
+            <m:sty m:val="p"/>
+          </m:rPr>
+          <m:t>−</m:t>
+        </m:r>
+        <m:r>
+          <m:t>F</m:t>
+        </m:r>
+      </m:oMath>
+      <w:r>
+        <w:t xml:space="preserve"> </w:t>
+      </w:r>
+      <w:r>
+        <w:t xml:space="preserve">2. Add</w:t>
+      </w:r>
+      <w:r>
+        <w:t xml:space="preserve"> </w:t>
+      </w:r>
+      <m:oMath>
+        <m:sSup>
+          <m:e>
+            <m:d>
+              <m:dPr>
+                <m:begChr m:val="("/>
+                <m:endChr m:val=")"/>
+                <m:sepChr m:val=""/>
+                <m:grow/>
+              </m:dPr>
+              <m:e>
+                <m:r>
+                  <m:t>D</m:t>
+                </m:r>
+                <m:r>
+                  <m:rPr>
+                    <m:sty m:val="p"/>
+                  </m:rPr>
+                  <m:t>/</m:t>
+                </m:r>
+                <m:r>
+                  <m:t>2</m:t>
+                </m:r>
+              </m:e>
+            </m:d>
+          </m:e>
+          <m:sup>
+            <m:r>
+              <m:t>2</m:t>
+            </m:r>
+          </m:sup>
+        </m:sSup>
+      </m:oMath>
+      <w:r>
+        <w:t xml:space="preserve"> </w:t>
+      </w:r>
+      <w:r>
+        <w:t xml:space="preserve">and</w:t>
+      </w:r>
+      <w:r>
+        <w:t xml:space="preserve"> </w:t>
+      </w:r>
+      <m:oMath>
+        <m:sSup>
+          <m:e>
+            <m:d>
+              <m:dPr>
+                <m:begChr m:val="("/>
+                <m:endChr m:val=")"/>
+                <m:sepChr m:val=""/>
+                <m:grow/>
+              </m:dPr>
+              <m:e>
+                <m:r>
+                  <m:t>E</m:t>
+                </m:r>
+                <m:r>
+                  <m:rPr>
+                    <m:sty m:val="p"/>
+                  </m:rPr>
+                  <m:t>/</m:t>
+                </m:r>
+                <m:r>
+                  <m:t>2</m:t>
+                </m:r>
+              </m:e>
+            </m:d>
+          </m:e>
+          <m:sup>
+            <m:r>
+              <m:t>2</m:t>
+            </m:r>
+          </m:sup>
+        </m:sSup>
+      </m:oMath>
+      <w:r>
+        <w:t xml:space="preserve"> </w:t>
+      </w:r>
+      <w:r>
+        <w:t xml:space="preserve">to both sides</w:t>
+      </w:r>
+      <w:r>
+        <w:t xml:space="preserve"> </w:t>
+      </w:r>
+      <w:r>
+        <w:t xml:space="preserve">3.</w:t>
+      </w:r>
+      <w:r>
+        <w:t xml:space="preserve"> </w:t>
+      </w:r>
+      <m:oMath>
+        <m:sSup>
+          <m:e>
+            <m:d>
+              <m:dPr>
+                <m:begChr m:val="("/>
+                <m:endChr m:val=")"/>
+                <m:sepChr m:val=""/>
+                <m:grow/>
+              </m:dPr>
+              <m:e>
+                <m:r>
+                  <m:t>x</m:t>
+                </m:r>
+                <m:r>
+                  <m:rPr>
+                    <m:sty m:val="p"/>
+                  </m:rPr>
+                  <m:t>+</m:t>
+                </m:r>
+                <m:r>
+                  <m:t>D</m:t>
+                </m:r>
+                <m:r>
+                  <m:rPr>
+                    <m:sty m:val="p"/>
+                  </m:rPr>
+                  <m:t>/</m:t>
+                </m:r>
+                <m:r>
+                  <m:t>2</m:t>
+                </m:r>
+              </m:e>
+            </m:d>
+          </m:e>
+          <m:sup>
+            <m:r>
+              <m:t>2</m:t>
+            </m:r>
+          </m:sup>
+        </m:sSup>
+        <m:r>
+          <m:rPr>
+            <m:sty m:val="p"/>
+          </m:rPr>
+          <m:t>+</m:t>
+        </m:r>
+        <m:sSup>
+          <m:e>
+            <m:d>
+              <m:dPr>
+                <m:begChr m:val="("/>
+                <m:endChr m:val=")"/>
+                <m:sepChr m:val=""/>
+                <m:grow/>
+              </m:dPr>
+              <m:e>
+                <m:r>
+                  <m:t>y</m:t>
+                </m:r>
+                <m:r>
+                  <m:rPr>
+                    <m:sty m:val="p"/>
+                  </m:rPr>
+                  <m:t>+</m:t>
+                </m:r>
+                <m:r>
+                  <m:t>E</m:t>
+                </m:r>
+                <m:r>
+                  <m:rPr>
+                    <m:sty m:val="p"/>
+                  </m:rPr>
+                  <m:t>/</m:t>
+                </m:r>
+                <m:r>
+                  <m:t>2</m:t>
+                </m:r>
+              </m:e>
+            </m:d>
+          </m:e>
+          <m:sup>
+            <m:r>
+              <m:t>2</m:t>
+            </m:r>
+          </m:sup>
+        </m:sSup>
+        <m:r>
+          <m:rPr>
+            <m:sty m:val="p"/>
+          </m:rPr>
+          <m:t>=</m:t>
+        </m:r>
+        <m:sSup>
+          <m:e>
+            <m:d>
+              <m:dPr>
+                <m:begChr m:val="("/>
+                <m:endChr m:val=")"/>
+                <m:sepChr m:val=""/>
+                <m:grow/>
+              </m:dPr>
+              <m:e>
+                <m:r>
+                  <m:t>D</m:t>
+                </m:r>
+                <m:r>
+                  <m:rPr>
+                    <m:sty m:val="p"/>
+                  </m:rPr>
+                  <m:t>/</m:t>
+                </m:r>
+                <m:r>
+                  <m:t>2</m:t>
+                </m:r>
+              </m:e>
+            </m:d>
+          </m:e>
+          <m:sup>
+            <m:r>
+              <m:t>2</m:t>
+            </m:r>
+          </m:sup>
+        </m:sSup>
+        <m:r>
+          <m:rPr>
+            <m:sty m:val="p"/>
+          </m:rPr>
+          <m:t>+</m:t>
+        </m:r>
+        <m:sSup>
+          <m:e>
+            <m:d>
+              <m:dPr>
+                <m:begChr m:val="("/>
+                <m:endChr m:val=")"/>
+                <m:sepChr m:val=""/>
+                <m:grow/>
+              </m:dPr>
+              <m:e>
+                <m:r>
+                  <m:t>E</m:t>
+                </m:r>
+                <m:r>
+                  <m:rPr>
+                    <m:sty m:val="p"/>
+                  </m:rPr>
+                  <m:t>/</m:t>
+                </m:r>
+                <m:r>
+                  <m:t>2</m:t>
+                </m:r>
+              </m:e>
+            </m:d>
+          </m:e>
+          <m:sup>
+            <m:r>
+              <m:t>2</m:t>
+            </m:r>
+          </m:sup>
+        </m:sSup>
+        <m:r>
+          <m:rPr>
+            <m:sty m:val="p"/>
+          </m:rPr>
+          <m:t>−</m:t>
+        </m:r>
+        <m:r>
+          <m:t>F</m:t>
+        </m:r>
+      </m:oMath>
+    </w:p>
+    <w:p>
+      <w:pPr>
+        <w:pStyle w:val="BodyText"/>
+      </w:pPr>
+      <w:r>
+        <w:rPr>
+          <w:b/>
+          <w:bCs/>
+        </w:rPr>
+        <w:t xml:space="preserve">Center:</w:t>
+      </w:r>
+      <w:r>
+        <w:t xml:space="preserve"> </w:t>
+      </w:r>
+      <m:oMath>
+        <m:d>
+          <m:dPr>
+            <m:begChr m:val="("/>
+            <m:endChr m:val=")"/>
+            <m:sepChr m:val=""/>
+            <m:grow/>
+          </m:dPr>
+          <m:e>
+            <m:r>
+              <m:rPr>
+                <m:sty m:val="p"/>
+              </m:rPr>
+              <m:t>−</m:t>
+            </m:r>
+            <m:r>
+              <m:t>D</m:t>
+            </m:r>
+            <m:r>
+              <m:rPr>
+                <m:sty m:val="p"/>
+              </m:rPr>
+              <m:t>/</m:t>
+            </m:r>
+            <m:r>
+              <m:t>2</m:t>
+            </m:r>
+            <m:r>
+              <m:rPr>
+                <m:sty m:val="p"/>
+              </m:rPr>
+              <m:t>,</m:t>
+            </m:r>
+            <m:r>
+              <m:rPr>
+                <m:sty m:val="p"/>
+              </m:rPr>
+              <m:t>−</m:t>
+            </m:r>
+            <m:r>
+              <m:t>E</m:t>
+            </m:r>
+            <m:r>
+              <m:rPr>
+                <m:sty m:val="p"/>
+              </m:rPr>
+              <m:t>/</m:t>
+            </m:r>
+            <m:r>
+              <m:t>2</m:t>
+            </m:r>
+          </m:e>
+        </m:d>
+      </m:oMath>
+      <w:r>
+        <w:t xml:space="preserve"> </w:t>
+      </w:r>
+      <w:r>
+        <w:rPr>
+          <w:b/>
+          <w:bCs/>
+        </w:rPr>
+        <w:t xml:space="preserve">Radius:</w:t>
+      </w:r>
+      <w:r>
+        <w:t xml:space="preserve"> </w:t>
+      </w:r>
+      <m:oMath>
+        <m:rad>
+          <m:radPr>
+            <m:degHide m:val="on"/>
+          </m:radPr>
+          <m:deg/>
+          <m:e>
+            <m:sSup>
+              <m:e>
+                <m:d>
+                  <m:dPr>
+                    <m:begChr m:val="("/>
+                    <m:endChr m:val=")"/>
+                    <m:sepChr m:val=""/>
+                    <m:grow/>
+                  </m:dPr>
+                  <m:e>
+                    <m:r>
+                      <m:t>D</m:t>
+                    </m:r>
+                    <m:r>
+                      <m:rPr>
+                        <m:sty m:val="p"/>
+                      </m:rPr>
+                      <m:t>/</m:t>
+                    </m:r>
+                    <m:r>
+                      <m:t>2</m:t>
+                    </m:r>
+                  </m:e>
+                </m:d>
+              </m:e>
+              <m:sup>
+                <m:r>
+                  <m:t>2</m:t>
+                </m:r>
+              </m:sup>
+            </m:sSup>
+            <m:r>
+              <m:rPr>
+                <m:sty m:val="p"/>
+              </m:rPr>
+              <m:t>+</m:t>
+            </m:r>
+            <m:sSup>
+              <m:e>
+                <m:d>
+                  <m:dPr>
+                    <m:begChr m:val="("/>
+                    <m:endChr m:val=")"/>
+                    <m:sepChr m:val=""/>
+                    <m:grow/>
+                  </m:dPr>
+                  <m:e>
+                    <m:r>
+                      <m:t>E</m:t>
+                    </m:r>
+                    <m:r>
+                      <m:rPr>
+                        <m:sty m:val="p"/>
+                      </m:rPr>
+                      <m:t>/</m:t>
+                    </m:r>
+                    <m:r>
+                      <m:t>2</m:t>
+                    </m:r>
+                  </m:e>
+                </m:d>
+              </m:e>
+              <m:sup>
+                <m:r>
+                  <m:t>2</m:t>
+                </m:r>
+              </m:sup>
+            </m:sSup>
+            <m:r>
+              <m:rPr>
+                <m:sty m:val="p"/>
+              </m:rPr>
+              <m:t>−</m:t>
+            </m:r>
+            <m:r>
+              <m:t>F</m:t>
+            </m:r>
+          </m:e>
+        </m:rad>
+      </m:oMath>
+    </w:p>
+    <w:p>
+      <w:pPr>
+        <w:pStyle w:val="BodyText"/>
+      </w:pPr>
+      <w:r>
+        <w:rPr>
+          <w:b/>
+          <w:bCs/>
+        </w:rPr>
+        <w:t xml:space="preserve">Example:</w:t>
+      </w:r>
+      <w:r>
+        <w:t xml:space="preserve"> </w:t>
+      </w:r>
+      <m:oMath>
+        <m:sSup>
+          <m:e>
+            <m:r>
+              <m:t>x</m:t>
+            </m:r>
+          </m:e>
+          <m:sup>
+            <m:r>
+              <m:t>2</m:t>
+            </m:r>
+          </m:sup>
+        </m:sSup>
+        <m:r>
+          <m:rPr>
+            <m:sty m:val="p"/>
+          </m:rPr>
+          <m:t>+</m:t>
+        </m:r>
+        <m:sSup>
+          <m:e>
+            <m:r>
+              <m:t>y</m:t>
+            </m:r>
+          </m:e>
+          <m:sup>
+            <m:r>
+              <m:t>2</m:t>
+            </m:r>
+          </m:sup>
+        </m:sSup>
+        <m:r>
+          <m:rPr>
+            <m:sty m:val="p"/>
+          </m:rPr>
+          <m:t>−</m:t>
+        </m:r>
+        <m:r>
+          <m:t>10</m:t>
+        </m:r>
+        <m:r>
+          <m:t>x</m:t>
+        </m:r>
+        <m:r>
+          <m:rPr>
+            <m:sty m:val="p"/>
+          </m:rPr>
+          <m:t>+</m:t>
+        </m:r>
+        <m:r>
+          <m:t>6</m:t>
+        </m:r>
+        <m:r>
+          <m:t>y</m:t>
+        </m:r>
+        <m:r>
+          <m:rPr>
+            <m:sty m:val="p"/>
+          </m:rPr>
+          <m:t>+</m:t>
+        </m:r>
+        <m:r>
+          <m:t>18</m:t>
+        </m:r>
+        <m:r>
+          <m:rPr>
+            <m:sty m:val="p"/>
+          </m:rPr>
+          <m:t>=</m:t>
+        </m:r>
+        <m:r>
+          <m:t>0</m:t>
+        </m:r>
+      </m:oMath>
+      <w:r>
+        <w:t xml:space="preserve"> </w:t>
+      </w:r>
+      <w:r>
+        <w:t xml:space="preserve">-</w:t>
+      </w:r>
+      <w:r>
+        <w:t xml:space="preserve"> </w:t>
+      </w:r>
+      <m:oMath>
+        <m:d>
+          <m:dPr>
+            <m:begChr m:val="("/>
+            <m:endChr m:val=")"/>
+            <m:sepChr m:val=""/>
+            <m:grow/>
+          </m:dPr>
+          <m:e>
+            <m:sSup>
+              <m:e>
+                <m:r>
+                  <m:t>x</m:t>
+                </m:r>
+              </m:e>
+              <m:sup>
+                <m:r>
+                  <m:t>2</m:t>
+                </m:r>
+              </m:sup>
+            </m:sSup>
+            <m:r>
+              <m:rPr>
+                <m:sty m:val="p"/>
+              </m:rPr>
+              <m:t>−</m:t>
+            </m:r>
+            <m:r>
+              <m:t>10</m:t>
+            </m:r>
+            <m:r>
+              <m:t>x</m:t>
+            </m:r>
+          </m:e>
+        </m:d>
+        <m:r>
+          <m:rPr>
+            <m:sty m:val="p"/>
+          </m:rPr>
+          <m:t>+</m:t>
+        </m:r>
+        <m:d>
+          <m:dPr>
+            <m:begChr m:val="("/>
+            <m:endChr m:val=")"/>
+            <m:sepChr m:val=""/>
+            <m:grow/>
+          </m:dPr>
+          <m:e>
+            <m:sSup>
+              <m:e>
+                <m:r>
+                  <m:t>y</m:t>
+                </m:r>
+              </m:e>
+              <m:sup>
+                <m:r>
+                  <m:t>2</m:t>
+                </m:r>
+              </m:sup>
+            </m:sSup>
+            <m:r>
+              <m:rPr>
+                <m:sty m:val="p"/>
+              </m:rPr>
+              <m:t>+</m:t>
+            </m:r>
+            <m:r>
+              <m:t>6</m:t>
+            </m:r>
+            <m:r>
+              <m:t>y</m:t>
+            </m:r>
+          </m:e>
+        </m:d>
+        <m:r>
+          <m:rPr>
+            <m:sty m:val="p"/>
+          </m:rPr>
+          <m:t>=</m:t>
+        </m:r>
+        <m:r>
+          <m:rPr>
+            <m:sty m:val="p"/>
+          </m:rPr>
+          <m:t>−</m:t>
+        </m:r>
+        <m:r>
+          <m:t>18</m:t>
+        </m:r>
+      </m:oMath>
+      <w:r>
+        <w:t xml:space="preserve"> </w:t>
+      </w:r>
+      <w:r>
+        <w:t xml:space="preserve">-</w:t>
+      </w:r>
+      <w:r>
+        <w:t xml:space="preserve"> </w:t>
+      </w:r>
+      <m:oMath>
+        <m:sSup>
+          <m:e>
+            <m:d>
+              <m:dPr>
+                <m:begChr m:val="("/>
+                <m:endChr m:val=")"/>
+                <m:sepChr m:val=""/>
+                <m:grow/>
+              </m:dPr>
+              <m:e>
+                <m:r>
+                  <m:t>x</m:t>
+                </m:r>
+                <m:r>
+                  <m:rPr>
+                    <m:sty m:val="p"/>
+                  </m:rPr>
+                  <m:t>−</m:t>
+                </m:r>
+                <m:r>
+                  <m:t>5</m:t>
+                </m:r>
+              </m:e>
+            </m:d>
+          </m:e>
+          <m:sup>
+            <m:r>
+              <m:t>2</m:t>
+            </m:r>
+          </m:sup>
+        </m:sSup>
+        <m:r>
+          <m:rPr>
+            <m:sty m:val="p"/>
+          </m:rPr>
+          <m:t>−</m:t>
+        </m:r>
+        <m:r>
+          <m:t>25</m:t>
+        </m:r>
+        <m:r>
+          <m:rPr>
+            <m:sty m:val="p"/>
+          </m:rPr>
+          <m:t>+</m:t>
+        </m:r>
+        <m:sSup>
+          <m:e>
+            <m:d>
+              <m:dPr>
+                <m:begChr m:val="("/>
+                <m:endChr m:val=")"/>
+                <m:sepChr m:val=""/>
+                <m:grow/>
+              </m:dPr>
+              <m:e>
+                <m:r>
+                  <m:t>y</m:t>
+                </m:r>
+                <m:r>
+                  <m:rPr>
+                    <m:sty m:val="p"/>
+                  </m:rPr>
+                  <m:t>+</m:t>
+                </m:r>
+                <m:r>
+                  <m:t>3</m:t>
+                </m:r>
+              </m:e>
+            </m:d>
+          </m:e>
+          <m:sup>
+            <m:r>
+              <m:t>2</m:t>
+            </m:r>
+          </m:sup>
+        </m:sSup>
+        <m:r>
+          <m:rPr>
+            <m:sty m:val="p"/>
+          </m:rPr>
+          <m:t>−</m:t>
+        </m:r>
+        <m:r>
+          <m:t>9</m:t>
+        </m:r>
+        <m:r>
+          <m:rPr>
+            <m:sty m:val="p"/>
+          </m:rPr>
+          <m:t>=</m:t>
+        </m:r>
+        <m:r>
+          <m:rPr>
+            <m:sty m:val="p"/>
+          </m:rPr>
+          <m:t>−</m:t>
+        </m:r>
+        <m:r>
+          <m:t>18</m:t>
+        </m:r>
+      </m:oMath>
+      <w:r>
+        <w:t xml:space="preserve"> </w:t>
+      </w:r>
+      <w:r>
+        <w:t xml:space="preserve">-</w:t>
+      </w:r>
+      <w:r>
+        <w:t xml:space="preserve"> </w:t>
+      </w:r>
+      <m:oMath>
+        <m:sSup>
+          <m:e>
+            <m:d>
+              <m:dPr>
+                <m:begChr m:val="("/>
+                <m:endChr m:val=")"/>
+                <m:sepChr m:val=""/>
+                <m:grow/>
+              </m:dPr>
+              <m:e>
+                <m:r>
+                  <m:t>x</m:t>
+                </m:r>
+                <m:r>
+                  <m:rPr>
+                    <m:sty m:val="p"/>
+                  </m:rPr>
+                  <m:t>−</m:t>
+                </m:r>
+                <m:r>
+                  <m:t>5</m:t>
+                </m:r>
+              </m:e>
+            </m:d>
+          </m:e>
+          <m:sup>
+            <m:r>
+              <m:t>2</m:t>
+            </m:r>
+          </m:sup>
+        </m:sSup>
+        <m:r>
+          <m:rPr>
+            <m:sty m:val="p"/>
+          </m:rPr>
+          <m:t>+</m:t>
+        </m:r>
+        <m:sSup>
+          <m:e>
+            <m:d>
+              <m:dPr>
+                <m:begChr m:val="("/>
+                <m:endChr m:val=")"/>
+                <m:sepChr m:val=""/>
+                <m:grow/>
+              </m:dPr>
+              <m:e>
+                <m:r>
+                  <m:t>y</m:t>
+                </m:r>
+                <m:r>
+                  <m:rPr>
+                    <m:sty m:val="p"/>
+                  </m:rPr>
+                  <m:t>+</m:t>
+                </m:r>
+                <m:r>
+                  <m:t>3</m:t>
+                </m:r>
+              </m:e>
+            </m:d>
+          </m:e>
+          <m:sup>
+            <m:r>
+              <m:t>2</m:t>
+            </m:r>
+          </m:sup>
+        </m:sSup>
+        <m:r>
+          <m:rPr>
+            <m:sty m:val="p"/>
+          </m:rPr>
+          <m:t>=</m:t>
+        </m:r>
+        <m:r>
+          <m:t>16</m:t>
+        </m:r>
+      </m:oMath>
+      <w:r>
+        <w:t xml:space="preserve"> </w:t>
+      </w:r>
+      <w:r>
+        <w:t xml:space="preserve">-</w:t>
+      </w:r>
+      <w:r>
+        <w:t xml:space="preserve"> </w:t>
+      </w:r>
+      <w:r>
+        <w:rPr>
+          <w:b/>
+          <w:bCs/>
+        </w:rPr>
+        <w:t xml:space="preserve">Center:</w:t>
+      </w:r>
+      <w:r>
+        <w:rPr>
+          <w:b/>
+          <w:bCs/>
+        </w:rPr>
+        <w:t xml:space="preserve"> </w:t>
+      </w:r>
+      <m:oMath>
+        <m:d>
+          <m:dPr>
+            <m:begChr m:val="("/>
+            <m:endChr m:val=")"/>
+            <m:sepChr m:val=""/>
+            <m:grow/>
+          </m:dPr>
+          <m:e>
+            <m:r>
+              <m:t>5</m:t>
+            </m:r>
+            <m:r>
+              <m:rPr>
+                <m:sty m:val="p"/>
+              </m:rPr>
+              <m:t>,</m:t>
+            </m:r>
+            <m:r>
+              <m:rPr>
+                <m:sty m:val="p"/>
+              </m:rPr>
+              <m:t>−</m:t>
+            </m:r>
+            <m:r>
+              <m:t>3</m:t>
+            </m:r>
+          </m:e>
+        </m:d>
+      </m:oMath>
+      <w:r>
+        <w:rPr>
+          <w:b/>
+          <w:bCs/>
+        </w:rPr>
+        <w:t xml:space="preserve">, Radius:</w:t>
+      </w:r>
+      <w:r>
+        <w:rPr>
+          <w:b/>
+          <w:bCs/>
+        </w:rPr>
+        <w:t xml:space="preserve"> </w:t>
+      </w:r>
+      <m:oMath>
+        <m:r>
+          <m:t>4</m:t>
+        </m:r>
+      </m:oMath>
+    </w:p>
+    <w:bookmarkEnd w:id="95"/>
+    <w:bookmarkStart w:id="96" w:name="advanced-circle-theorems"/>
+    <w:p>
+      <w:pPr>
+        <w:pStyle w:val="Heading4"/>
+      </w:pPr>
+      <w:r>
+        <w:t xml:space="preserve">Advanced Circle Theorems</w:t>
+      </w:r>
+    </w:p>
+    <w:tbl>
+      <w:tblPr>
+        <w:tblStyle w:val="Table"/>
+        <w:tblW w:type="pct" w:w="5000"/>
+        <w:jc w:val="left"/>
+        <w:tblLayout w:type="fixed"/>
+        <w:tblLook w:firstRow="1" w:lastRow="0" w:firstColumn="0" w:lastColumn="0" w:noHBand="0" w:noVBand="0" w:val="0020"/>
+      </w:tblPr>
+      <w:tblGrid>
+        <w:gridCol w:w="2299"/>
+        <w:gridCol w:w="2299"/>
+        <w:gridCol w:w="3321"/>
+      </w:tblGrid>
+      <w:tr>
+        <w:trPr>
+          <w:tblHeader w:val="on"/>
+        </w:trPr>
+        <w:tc>
+          <w:tcPr/>
+          <w:p>
+            <w:pPr>
+              <w:pStyle w:val="Compact"/>
+              <w:jc w:val="left"/>
+            </w:pPr>
+            <w:r>
+              <w:t xml:space="preserve">Theorem</w:t>
+            </w:r>
+          </w:p>
+        </w:tc>
+        <w:tc>
+          <w:tcPr/>
+          <w:p>
+            <w:pPr>
+              <w:pStyle w:val="Compact"/>
+              <w:jc w:val="left"/>
+            </w:pPr>
+            <w:r>
+              <w:t xml:space="preserve">Formula</w:t>
+            </w:r>
+          </w:p>
+        </w:tc>
+        <w:tc>
+          <w:tcPr/>
+          <w:p>
+            <w:pPr>
+              <w:pStyle w:val="Compact"/>
+              <w:jc w:val="left"/>
+            </w:pPr>
+            <w:r>
+              <w:t xml:space="preserve">Application</w:t>
+            </w:r>
+          </w:p>
+        </w:tc>
+      </w:tr>
+      <w:tr>
+        <w:tc>
+          <w:tcPr/>
+          <w:p>
+            <w:pPr>
+              <w:pStyle w:val="Compact"/>
+              <w:jc w:val="left"/>
+            </w:pPr>
+            <w:r>
+              <w:rPr>
+                <w:b/>
+                <w:bCs/>
+              </w:rPr>
+              <w:t xml:space="preserve">Chord-Chord (inside)</w:t>
+            </w:r>
+          </w:p>
+        </w:tc>
+        <w:tc>
+          <w:tcPr/>
+          <w:p>
+            <w:pPr>
+              <w:pStyle w:val="Compact"/>
+              <w:jc w:val="left"/>
+            </w:pPr>
+            <m:oMath>
+              <m:r>
+                <m:t>A</m:t>
+              </m:r>
+              <m:r>
+                <m:t>P</m:t>
+              </m:r>
+              <m:r>
+                <m:rPr>
+                  <m:sty m:val="p"/>
+                </m:rPr>
+                <m:t>×</m:t>
+              </m:r>
+              <m:r>
+                <m:t>P</m:t>
+              </m:r>
+              <m:r>
+                <m:t>B</m:t>
+              </m:r>
+              <m:r>
+                <m:rPr>
+                  <m:sty m:val="p"/>
+                </m:rPr>
+                <m:t>=</m:t>
+              </m:r>
+              <m:r>
+                <m:t>C</m:t>
+              </m:r>
+              <m:r>
+                <m:t>P</m:t>
+              </m:r>
+              <m:r>
+                <m:rPr>
+                  <m:sty m:val="p"/>
+                </m:rPr>
+                <m:t>×</m:t>
+              </m:r>
+              <m:r>
+                <m:t>P</m:t>
+              </m:r>
+              <m:r>
+                <m:t>D</m:t>
+              </m:r>
+            </m:oMath>
+          </w:p>
+        </w:tc>
+        <w:tc>
+          <w:tcPr/>
+          <w:p>
+            <w:pPr>
+              <w:pStyle w:val="Compact"/>
+              <w:jc w:val="left"/>
+            </w:pPr>
+            <w:r>
+              <w:t xml:space="preserve">Intersecting chords</w:t>
+            </w:r>
+          </w:p>
+        </w:tc>
+      </w:tr>
+      <w:tr>
+        <w:tc>
+          <w:tcPr/>
+          <w:p>
+            <w:pPr>
+              <w:pStyle w:val="Compact"/>
+              <w:jc w:val="left"/>
+            </w:pPr>
+            <w:r>
+              <w:rPr>
+                <w:b/>
+                <w:bCs/>
+              </w:rPr>
+              <w:t xml:space="preserve">Secant-Secant (outside)</w:t>
+            </w:r>
+          </w:p>
+        </w:tc>
+        <w:tc>
+          <w:tcPr/>
+          <w:p>
+            <w:pPr>
+              <w:pStyle w:val="Compact"/>
+              <w:jc w:val="left"/>
+            </w:pPr>
+            <m:oMath>
+              <m:r>
+                <m:t>P</m:t>
+              </m:r>
+              <m:r>
+                <m:t>A</m:t>
+              </m:r>
+              <m:r>
+                <m:rPr>
+                  <m:sty m:val="p"/>
+                </m:rPr>
+                <m:t>×</m:t>
+              </m:r>
+              <m:r>
+                <m:t>P</m:t>
+              </m:r>
+              <m:r>
+                <m:t>B</m:t>
+              </m:r>
+              <m:r>
+                <m:rPr>
+                  <m:sty m:val="p"/>
+                </m:rPr>
+                <m:t>=</m:t>
+              </m:r>
+              <m:r>
+                <m:t>P</m:t>
+              </m:r>
+              <m:r>
+                <m:t>C</m:t>
+              </m:r>
+              <m:r>
+                <m:rPr>
+                  <m:sty m:val="p"/>
+                </m:rPr>
+                <m:t>×</m:t>
+              </m:r>
+              <m:r>
+                <m:t>P</m:t>
+              </m:r>
+              <m:r>
+                <m:t>D</m:t>
+              </m:r>
+            </m:oMath>
+          </w:p>
+        </w:tc>
+        <w:tc>
+          <w:tcPr/>
+          <w:p>
+            <w:pPr>
+              <w:pStyle w:val="Compact"/>
+              <w:jc w:val="left"/>
+            </w:pPr>
+            <w:r>
+              <w:t xml:space="preserve">Two secants from external point</w:t>
+            </w:r>
+          </w:p>
+        </w:tc>
+      </w:tr>
+      <w:tr>
+        <w:tc>
+          <w:tcPr/>
+          <w:p>
+            <w:pPr>
+              <w:pStyle w:val="Compact"/>
+              <w:jc w:val="left"/>
+            </w:pPr>
+            <w:r>
+              <w:rPr>
+                <w:b/>
+                <w:bCs/>
+              </w:rPr>
+              <w:t xml:space="preserve">Secant-Tangent</w:t>
+            </w:r>
+          </w:p>
+        </w:tc>
+        <w:tc>
+          <w:tcPr/>
+          <w:p>
+            <w:pPr>
+              <w:pStyle w:val="Compact"/>
+              <w:jc w:val="left"/>
+            </w:pPr>
+            <m:oMath>
+              <m:r>
+                <m:t>P</m:t>
+              </m:r>
+              <m:r>
+                <m:t>A</m:t>
+              </m:r>
+              <m:r>
+                <m:rPr>
+                  <m:sty m:val="p"/>
+                </m:rPr>
+                <m:t>×</m:t>
+              </m:r>
+              <m:r>
+                <m:t>P</m:t>
+              </m:r>
+              <m:r>
+                <m:t>B</m:t>
+              </m:r>
+              <m:r>
+                <m:rPr>
+                  <m:sty m:val="p"/>
+                </m:rPr>
+                <m:t>=</m:t>
+              </m:r>
+              <m:r>
+                <m:t>P</m:t>
+              </m:r>
+              <m:sSup>
+                <m:e>
+                  <m:r>
+                    <m:t>T</m:t>
+                  </m:r>
+                </m:e>
+                <m:sup>
+                  <m:r>
+                    <m:t>2</m:t>
+                  </m:r>
+                </m:sup>
+              </m:sSup>
+            </m:oMath>
+          </w:p>
+        </w:tc>
+        <w:tc>
+          <w:tcPr/>
+          <w:p>
+            <w:pPr>
+              <w:pStyle w:val="Compact"/>
+              <w:jc w:val="left"/>
+            </w:pPr>
+            <w:r>
+              <w:t xml:space="preserve">Secant &amp; tangent from external point</w:t>
+            </w:r>
+          </w:p>
+        </w:tc>
+      </w:tr>
+      <w:tr>
+        <w:tc>
+          <w:tcPr/>
+          <w:p>
+            <w:pPr>
+              <w:pStyle w:val="Compact"/>
+              <w:jc w:val="left"/>
+            </w:pPr>
+            <w:r>
+              <w:rPr>
+                <w:b/>
+                <w:bCs/>
+              </w:rPr>
+              <w:t xml:space="preserve">Angle inside (2 chords)</w:t>
+            </w:r>
+          </w:p>
+        </w:tc>
+        <w:tc>
+          <w:tcPr/>
+          <w:p>
+            <w:pPr>
+              <w:pStyle w:val="Compact"/>
+              <w:jc w:val="left"/>
+            </w:pPr>
+            <m:oMath>
+              <m:f>
+                <m:fPr>
+                  <m:type m:val="bar"/>
+                </m:fPr>
+                <m:num>
+                  <m:r>
+                    <m:t>1</m:t>
+                  </m:r>
+                </m:num>
+                <m:den>
+                  <m:r>
+                    <m:t>2</m:t>
+                  </m:r>
+                </m:den>
+              </m:f>
+              <m:d>
+                <m:dPr>
+                  <m:begChr m:val="("/>
+                  <m:endChr m:val=")"/>
+                  <m:sepChr m:val=""/>
+                  <m:grow/>
+                </m:dPr>
+                <m:e>
+                  <m:r>
+                    <m:t>a</m:t>
+                  </m:r>
+                  <m:r>
+                    <m:t>r</m:t>
+                  </m:r>
+                  <m:sSub>
+                    <m:e>
+                      <m:r>
+                        <m:t>c</m:t>
+                      </m:r>
+                    </m:e>
+                    <m:sub>
+                      <m:r>
+                        <m:t>1</m:t>
+                      </m:r>
+                    </m:sub>
+                  </m:sSub>
+                  <m:r>
+                    <m:rPr>
+                      <m:sty m:val="p"/>
+                    </m:rPr>
+                    <m:t>+</m:t>
+                  </m:r>
+                  <m:r>
+                    <m:t>a</m:t>
+                  </m:r>
+                  <m:r>
+                    <m:t>r</m:t>
+                  </m:r>
+                  <m:sSub>
+                    <m:e>
+                      <m:r>
+                        <m:t>c</m:t>
+                      </m:r>
+                    </m:e>
+                    <m:sub>
+                      <m:r>
+                        <m:t>2</m:t>
+                      </m:r>
+                    </m:sub>
+                  </m:sSub>
+                </m:e>
+              </m:d>
+            </m:oMath>
+          </w:p>
+        </w:tc>
+        <w:tc>
+          <w:tcPr/>
+          <w:p>
+            <w:pPr>
+              <w:pStyle w:val="Compact"/>
+              <w:jc w:val="left"/>
+            </w:pPr>
+            <w:r>
+              <w:t xml:space="preserve">Angle formed by intersecting chords</w:t>
+            </w:r>
+          </w:p>
+        </w:tc>
+      </w:tr>
+      <w:tr>
+        <w:tc>
+          <w:tcPr/>
+          <w:p>
+            <w:pPr>
+              <w:pStyle w:val="Compact"/>
+              <w:jc w:val="left"/>
+            </w:pPr>
+            <w:r>
+              <w:rPr>
+                <w:b/>
+                <w:bCs/>
+              </w:rPr>
+              <w:t xml:space="preserve">Angle outside (2 sec/tan)</w:t>
+            </w:r>
+          </w:p>
+        </w:tc>
+        <w:tc>
+          <w:tcPr/>
+          <w:p>
+            <w:pPr>
+              <w:pStyle w:val="Compact"/>
+              <w:jc w:val="left"/>
+            </w:pPr>
+            <m:oMath>
+              <m:f>
+                <m:fPr>
+                  <m:type m:val="bar"/>
+                </m:fPr>
+                <m:num>
+                  <m:r>
+                    <m:t>1</m:t>
+                  </m:r>
+                </m:num>
+                <m:den>
+                  <m:r>
+                    <m:t>2</m:t>
+                  </m:r>
+                </m:den>
+              </m:f>
+              <m:d>
+                <m:dPr>
+                  <m:begChr m:val="("/>
+                  <m:endChr m:val=")"/>
+                  <m:sepChr m:val=""/>
+                  <m:grow/>
+                </m:dPr>
+                <m:e>
+                  <m:r>
+                    <m:t>f</m:t>
+                  </m:r>
+                  <m:r>
+                    <m:t>a</m:t>
+                  </m:r>
+                  <m:r>
+                    <m:t>r</m:t>
+                  </m:r>
+                  <m:r>
+                    <m:t> </m:t>
+                  </m:r>
+                  <m:r>
+                    <m:t>a</m:t>
+                  </m:r>
+                  <m:r>
+                    <m:t>r</m:t>
+                  </m:r>
+                  <m:r>
+                    <m:t>c</m:t>
+                  </m:r>
+                  <m:r>
+                    <m:rPr>
+                      <m:sty m:val="p"/>
+                    </m:rPr>
+                    <m:t>−</m:t>
+                  </m:r>
+                  <m:r>
+                    <m:t>n</m:t>
+                  </m:r>
+                  <m:r>
+                    <m:t>e</m:t>
+                  </m:r>
+                  <m:r>
+                    <m:t>a</m:t>
+                  </m:r>
+                  <m:r>
+                    <m:t>r</m:t>
+                  </m:r>
+                  <m:r>
+                    <m:t> </m:t>
+                  </m:r>
+                  <m:r>
+                    <m:t>a</m:t>
+                  </m:r>
+                  <m:r>
+                    <m:t>r</m:t>
+                  </m:r>
+                  <m:r>
+                    <m:t>c</m:t>
+                  </m:r>
+                </m:e>
+              </m:d>
+            </m:oMath>
+          </w:p>
+        </w:tc>
+        <w:tc>
+          <w:tcPr/>
+          <w:p>
+            <w:pPr>
+              <w:pStyle w:val="Compact"/>
+              <w:jc w:val="left"/>
+            </w:pPr>
+            <w:r>
+              <w:t xml:space="preserve">Angle outside circle</w:t>
+            </w:r>
+          </w:p>
+        </w:tc>
+      </w:tr>
+    </w:tbl>
+    <w:bookmarkEnd w:id="96"/>
+    <w:bookmarkStart w:id="97" w:name="practice-problems-from-19_circles.pdf"/>
+    <w:p>
+      <w:pPr>
+        <w:pStyle w:val="Heading4"/>
+      </w:pPr>
+      <w:r>
+        <w:t xml:space="preserve">Practice Problems from 19_Circles.pdf</w:t>
+      </w:r>
+    </w:p>
+    <w:p>
+      <w:pPr>
+        <w:pStyle w:val="Compact"/>
+        <w:numPr>
+          <w:ilvl w:val="0"/>
+          <w:numId w:val="1024"/>
+        </w:numPr>
+      </w:pPr>
+      <w:r>
+        <w:rPr>
+          <w:b/>
+          <w:bCs/>
+        </w:rPr>
+        <w:t xml:space="preserve">Circle:</w:t>
+      </w:r>
+      <w:r>
+        <w:t xml:space="preserve"> </w:t>
+      </w:r>
+      <m:oMath>
+        <m:sSup>
+          <m:e>
+            <m:r>
+              <m:t>x</m:t>
+            </m:r>
+          </m:e>
+          <m:sup>
+            <m:r>
+              <m:t>2</m:t>
+            </m:r>
+          </m:sup>
+        </m:sSup>
+        <m:r>
+          <m:rPr>
+            <m:sty m:val="p"/>
+          </m:rPr>
+          <m:t>+</m:t>
+        </m:r>
+        <m:sSup>
+          <m:e>
+            <m:r>
+              <m:t>y</m:t>
+            </m:r>
+          </m:e>
+          <m:sup>
+            <m:r>
+              <m:t>2</m:t>
+            </m:r>
+          </m:sup>
+        </m:sSup>
+        <m:r>
+          <m:rPr>
+            <m:sty m:val="p"/>
+          </m:rPr>
+          <m:t>−</m:t>
+        </m:r>
+        <m:r>
+          <m:t>6</m:t>
+        </m:r>
+        <m:r>
+          <m:t>x</m:t>
+        </m:r>
+        <m:r>
+          <m:rPr>
+            <m:sty m:val="p"/>
+          </m:rPr>
+          <m:t>+</m:t>
+        </m:r>
+        <m:r>
+          <m:t>8</m:t>
+        </m:r>
+        <m:r>
+          <m:t>y</m:t>
+        </m:r>
+        <m:r>
+          <m:rPr>
+            <m:sty m:val="p"/>
+          </m:rPr>
+          <m:t>=</m:t>
+        </m:r>
+        <m:r>
+          <m:t>0</m:t>
+        </m:r>
+      </m:oMath>
+      <w:r>
+        <w:t xml:space="preserve">. Find center and radius.</w:t>
+      </w:r>
+    </w:p>
+    <w:p>
+      <w:pPr>
+        <w:pStyle w:val="Compact"/>
+        <w:numPr>
+          <w:ilvl w:val="1"/>
+          <w:numId w:val="1025"/>
+        </w:numPr>
+      </w:pPr>
+      <m:oMath>
+        <m:sSup>
+          <m:e>
+            <m:d>
+              <m:dPr>
+                <m:begChr m:val="("/>
+                <m:endChr m:val=")"/>
+                <m:sepChr m:val=""/>
+                <m:grow/>
+              </m:dPr>
+              <m:e>
+                <m:r>
+                  <m:t>x</m:t>
+                </m:r>
+                <m:r>
+                  <m:rPr>
+                    <m:sty m:val="p"/>
+                  </m:rPr>
+                  <m:t>−</m:t>
+                </m:r>
+                <m:r>
+                  <m:t>3</m:t>
+                </m:r>
+              </m:e>
+            </m:d>
+          </m:e>
+          <m:sup>
+            <m:r>
+              <m:t>2</m:t>
+            </m:r>
+          </m:sup>
+        </m:sSup>
+        <m:r>
+          <m:rPr>
+            <m:sty m:val="p"/>
+          </m:rPr>
+          <m:t>+</m:t>
+        </m:r>
+        <m:sSup>
+          <m:e>
+            <m:d>
+              <m:dPr>
+                <m:begChr m:val="("/>
+                <m:endChr m:val=")"/>
+                <m:sepChr m:val=""/>
+                <m:grow/>
+              </m:dPr>
+              <m:e>
+                <m:r>
+                  <m:t>y</m:t>
+                </m:r>
+                <m:r>
+                  <m:rPr>
+                    <m:sty m:val="p"/>
+                  </m:rPr>
+                  <m:t>+</m:t>
+                </m:r>
+                <m:r>
+                  <m:t>4</m:t>
+                </m:r>
+              </m:e>
+            </m:d>
+          </m:e>
+          <m:sup>
+            <m:r>
+              <m:t>2</m:t>
+            </m:r>
+          </m:sup>
+        </m:sSup>
+        <m:r>
+          <m:rPr>
+            <m:sty m:val="p"/>
+          </m:rPr>
+          <m:t>=</m:t>
+        </m:r>
+        <m:r>
+          <m:t>25</m:t>
+        </m:r>
+      </m:oMath>
+      <w:r>
+        <w:t xml:space="preserve"> </w:t>
+      </w:r>
+      <w:r>
+        <w:t xml:space="preserve">→ Center</w:t>
+      </w:r>
+      <w:r>
+        <w:t xml:space="preserve"> </w:t>
+      </w:r>
+      <m:oMath>
+        <m:d>
+          <m:dPr>
+            <m:begChr m:val="("/>
+            <m:endChr m:val=")"/>
+            <m:sepChr m:val=""/>
+            <m:grow/>
+          </m:dPr>
+          <m:e>
+            <m:r>
+              <m:t>3</m:t>
+            </m:r>
+            <m:r>
+              <m:rPr>
+                <m:sty m:val="p"/>
+              </m:rPr>
+              <m:t>,</m:t>
+            </m:r>
+            <m:r>
+              <m:rPr>
+                <m:sty m:val="p"/>
+              </m:rPr>
+              <m:t>−</m:t>
+            </m:r>
+            <m:r>
+              <m:t>4</m:t>
+            </m:r>
+          </m:e>
+        </m:d>
+      </m:oMath>
+      <w:r>
+        <w:t xml:space="preserve">,</w:t>
+      </w:r>
+      <w:r>
+        <w:t xml:space="preserve"> </w:t>
+      </w:r>
+      <m:oMath>
+        <m:r>
+          <m:t>r</m:t>
+        </m:r>
+        <m:r>
+          <m:rPr>
+            <m:sty m:val="p"/>
+          </m:rPr>
+          <m:t>=</m:t>
+        </m:r>
+        <m:r>
+          <m:t>5</m:t>
+        </m:r>
+      </m:oMath>
+    </w:p>
+    <w:p>
+      <w:pPr>
+        <w:pStyle w:val="Compact"/>
+        <w:numPr>
+          <w:ilvl w:val="0"/>
+          <w:numId w:val="1024"/>
+        </w:numPr>
+      </w:pPr>
+      <w:r>
+        <w:rPr>
+          <w:b/>
+          <w:bCs/>
+        </w:rPr>
+        <w:t xml:space="preserve">Central angle</w:t>
+      </w:r>
+      <w:r>
+        <w:t xml:space="preserve"> </w:t>
+      </w:r>
+      <m:oMath>
+        <m:r>
+          <m:t>A</m:t>
+        </m:r>
+        <m:r>
+          <m:t>O</m:t>
+        </m:r>
+        <m:r>
+          <m:t>B</m:t>
+        </m:r>
+        <m:r>
+          <m:rPr>
+            <m:sty m:val="p"/>
+          </m:rPr>
+          <m:t>=</m:t>
+        </m:r>
+        <m:r>
+          <m:t>80</m:t>
+        </m:r>
+        <m:r>
+          <m:rPr>
+            <m:sty m:val="p"/>
+          </m:rPr>
+          <m:t>°</m:t>
+        </m:r>
+      </m:oMath>
+      <w:r>
+        <w:t xml:space="preserve">. Inscribed angle</w:t>
+      </w:r>
+      <w:r>
+        <w:t xml:space="preserve"> </w:t>
+      </w:r>
+      <m:oMath>
+        <m:r>
+          <m:t>A</m:t>
+        </m:r>
+        <m:r>
+          <m:t>C</m:t>
+        </m:r>
+        <m:r>
+          <m:t>B</m:t>
+        </m:r>
+      </m:oMath>
+      <w:r>
+        <w:t xml:space="preserve">?</w:t>
+      </w:r>
+    </w:p>
+    <w:p>
+      <w:pPr>
+        <w:pStyle w:val="Compact"/>
+        <w:numPr>
+          <w:ilvl w:val="1"/>
+          <w:numId w:val="1026"/>
+        </w:numPr>
+      </w:pPr>
+      <m:oMath>
+        <m:r>
+          <m:t>40</m:t>
+        </m:r>
+        <m:r>
+          <m:rPr>
+            <m:sty m:val="p"/>
+          </m:rPr>
+          <m:t>°</m:t>
+        </m:r>
+      </m:oMath>
+      <w:r>
+        <w:t xml:space="preserve"> </w:t>
+      </w:r>
+      <w:r>
+        <w:t xml:space="preserve">(half of central)</w:t>
+      </w:r>
+    </w:p>
+    <w:p>
+      <w:pPr>
+        <w:pStyle w:val="Compact"/>
+        <w:numPr>
+          <w:ilvl w:val="0"/>
+          <w:numId w:val="1024"/>
+        </w:numPr>
+      </w:pPr>
+      <w:r>
+        <w:rPr>
+          <w:b/>
+          <w:bCs/>
+        </w:rPr>
+        <w:t xml:space="preserve">Two chords intersect:</w:t>
+      </w:r>
+      <w:r>
+        <w:t xml:space="preserve"> </w:t>
+      </w:r>
+      <w:r>
+        <w:t xml:space="preserve">Segments 3, 4 and 2, x. Find x.</w:t>
+      </w:r>
+    </w:p>
+    <w:p>
+      <w:pPr>
+        <w:pStyle w:val="Compact"/>
+        <w:numPr>
+          <w:ilvl w:val="1"/>
+          <w:numId w:val="1027"/>
+        </w:numPr>
+      </w:pPr>
+      <m:oMath>
+        <m:r>
+          <m:t>3</m:t>
+        </m:r>
+        <m:r>
+          <m:rPr>
+            <m:sty m:val="p"/>
+          </m:rPr>
+          <m:t>×</m:t>
+        </m:r>
+        <m:r>
+          <m:t>4</m:t>
+        </m:r>
+        <m:r>
+          <m:rPr>
+            <m:sty m:val="p"/>
+          </m:rPr>
+          <m:t>=</m:t>
+        </m:r>
+        <m:r>
+          <m:t>2</m:t>
+        </m:r>
+        <m:r>
+          <m:rPr>
+            <m:sty m:val="p"/>
+          </m:rPr>
+          <m:t>×</m:t>
+        </m:r>
+        <m:r>
+          <m:t>x</m:t>
+        </m:r>
+      </m:oMath>
+      <w:r>
+        <w:t xml:space="preserve"> </w:t>
+      </w:r>
+      <w:r>
+        <w:t xml:space="preserve">→</w:t>
+      </w:r>
+      <w:r>
+        <w:t xml:space="preserve"> </w:t>
+      </w:r>
+      <m:oMath>
+        <m:r>
+          <m:t>x</m:t>
+        </m:r>
+        <m:r>
+          <m:rPr>
+            <m:sty m:val="p"/>
+          </m:rPr>
+          <m:t>=</m:t>
+        </m:r>
+        <m:r>
+          <m:t>6</m:t>
+        </m:r>
+      </m:oMath>
+    </w:p>
+    <w:p>
+      <w:pPr>
+        <w:pStyle w:val="Compact"/>
+        <w:numPr>
+          <w:ilvl w:val="0"/>
+          <w:numId w:val="1024"/>
+        </w:numPr>
+      </w:pPr>
+      <w:r>
+        <w:rPr>
+          <w:b/>
+          <w:bCs/>
+        </w:rPr>
+        <w:t xml:space="preserve">Tangent from point P:</w:t>
+      </w:r>
+      <w:r>
+        <w:t xml:space="preserve"> </w:t>
+      </w:r>
+      <w:r>
+        <w:t xml:space="preserve">Tangent = 6, Secant external = 4. Find whole secant.</w:t>
+      </w:r>
+    </w:p>
+    <w:p>
+      <w:pPr>
+        <w:pStyle w:val="Compact"/>
+        <w:numPr>
+          <w:ilvl w:val="1"/>
+          <w:numId w:val="1028"/>
+        </w:numPr>
+      </w:pPr>
+      <m:oMath>
+        <m:sSup>
+          <m:e>
+            <m:r>
+              <m:t>6</m:t>
+            </m:r>
+          </m:e>
+          <m:sup>
+            <m:r>
+              <m:t>2</m:t>
+            </m:r>
+          </m:sup>
+        </m:sSup>
+        <m:r>
+          <m:rPr>
+            <m:sty m:val="p"/>
+          </m:rPr>
+          <m:t>=</m:t>
+        </m:r>
+        <m:r>
+          <m:t>4</m:t>
+        </m:r>
+        <m:r>
+          <m:rPr>
+            <m:sty m:val="p"/>
+          </m:rPr>
+          <m:t>×</m:t>
+        </m:r>
+        <m:r>
+          <m:t>w</m:t>
+        </m:r>
+        <m:r>
+          <m:t>h</m:t>
+        </m:r>
+        <m:r>
+          <m:t>o</m:t>
+        </m:r>
+        <m:r>
+          <m:t>l</m:t>
+        </m:r>
+        <m:r>
+          <m:t>e</m:t>
+        </m:r>
+      </m:oMath>
+      <w:r>
+        <w:t xml:space="preserve"> </w:t>
+      </w:r>
+      <w:r>
+        <w:t xml:space="preserve">→</w:t>
+      </w:r>
+      <w:r>
+        <w:t xml:space="preserve"> </w:t>
+      </w:r>
+      <m:oMath>
+        <m:r>
+          <m:t>w</m:t>
+        </m:r>
+        <m:r>
+          <m:t>h</m:t>
+        </m:r>
+        <m:r>
+          <m:t>o</m:t>
+        </m:r>
+        <m:r>
+          <m:t>l</m:t>
+        </m:r>
+        <m:r>
+          <m:t>e</m:t>
+        </m:r>
+        <m:r>
+          <m:rPr>
+            <m:sty m:val="p"/>
+          </m:rPr>
+          <m:t>=</m:t>
+        </m:r>
+        <m:r>
+          <m:t>9</m:t>
+        </m:r>
+      </m:oMath>
+    </w:p>
+    <w:p>
+      <w:pPr>
+        <w:pStyle w:val="Compact"/>
+        <w:numPr>
+          <w:ilvl w:val="0"/>
+          <w:numId w:val="1024"/>
+        </w:numPr>
+      </w:pPr>
+      <w:r>
+        <w:rPr>
+          <w:b/>
+          <w:bCs/>
+        </w:rPr>
+        <w:t xml:space="preserve">Arc length:</w:t>
+      </w:r>
+      <w:r>
+        <w:t xml:space="preserve"> </w:t>
+      </w:r>
+      <w:r>
+        <w:t xml:space="preserve">Radius 10, central angle 120°.</w:t>
+      </w:r>
+    </w:p>
+    <w:p>
+      <w:pPr>
+        <w:pStyle w:val="Compact"/>
+        <w:numPr>
+          <w:ilvl w:val="1"/>
+          <w:numId w:val="1029"/>
+        </w:numPr>
+      </w:pPr>
+      <m:oMath>
+        <m:d>
+          <m:dPr>
+            <m:begChr m:val="("/>
+            <m:endChr m:val=")"/>
+            <m:sepChr m:val=""/>
+            <m:grow/>
+          </m:dPr>
+          <m:e>
+            <m:r>
+              <m:t>120</m:t>
+            </m:r>
+            <m:r>
+              <m:rPr>
+                <m:sty m:val="p"/>
+              </m:rPr>
+              <m:t>/</m:t>
+            </m:r>
+            <m:r>
+              <m:t>360</m:t>
+            </m:r>
+          </m:e>
+        </m:d>
+        <m:r>
+          <m:rPr>
+            <m:sty m:val="p"/>
+          </m:rPr>
+          <m:t>×</m:t>
+        </m:r>
+        <m:r>
+          <m:t>2</m:t>
+        </m:r>
+        <m:r>
+          <m:t>π</m:t>
+        </m:r>
+        <m:r>
+          <m:rPr>
+            <m:sty m:val="p"/>
+          </m:rPr>
+          <m:t>×</m:t>
+        </m:r>
+        <m:r>
+          <m:t>10</m:t>
+        </m:r>
+        <m:r>
+          <m:rPr>
+            <m:sty m:val="p"/>
+          </m:rPr>
+          <m:t>=</m:t>
+        </m:r>
+        <m:f>
+          <m:fPr>
+            <m:type m:val="bar"/>
+          </m:fPr>
+          <m:num>
+            <m:r>
+              <m:t>20</m:t>
+            </m:r>
+            <m:r>
+              <m:t>π</m:t>
+            </m:r>
+          </m:num>
+          <m:den>
+            <m:r>
+              <m:t>3</m:t>
+            </m:r>
+          </m:den>
+        </m:f>
+      </m:oMath>
+    </w:p>
+    <w:bookmarkEnd w:id="97"/>
+    <w:bookmarkEnd w:id="98"/>
+    <w:bookmarkStart w:id="104" w:name="X911d665e9d591ca34848ad7ba4d97f1264daca5"/>
+    <w:p>
+      <w:pPr>
+        <w:pStyle w:val="Heading3"/>
+      </w:pPr>
+      <w:r>
+        <w:t xml:space="preserve">Statistics &amp; Data Analysis (from 8_Statistics.pdf)</w:t>
+      </w:r>
+    </w:p>
+    <w:bookmarkStart w:id="99" w:name="measures-of-center-spread"/>
+    <w:p>
+      <w:pPr>
+        <w:pStyle w:val="Heading4"/>
+      </w:pPr>
+      <w:r>
+        <w:t xml:space="preserve">Measures of Center &amp; Spread</w:t>
+      </w:r>
+    </w:p>
+    <w:tbl>
+      <w:tblPr>
+        <w:tblStyle w:val="Table"/>
+        <w:tblW w:type="auto" w:w="0"/>
+        <w:jc w:val="left"/>
+        <w:tblLook w:firstRow="1" w:lastRow="0" w:firstColumn="0" w:lastColumn="0" w:noHBand="0" w:noVBand="0" w:val="0020"/>
+      </w:tblPr>
+      <w:tblGrid>
+        <w:gridCol w:w="2640"/>
+        <w:gridCol w:w="2640"/>
+        <w:gridCol w:w="2640"/>
+      </w:tblGrid>
+      <w:tr>
+        <w:trPr>
+          <w:tblHeader w:val="on"/>
+        </w:trPr>
+        <w:tc>
+          <w:tcPr/>
+          <w:p>
+            <w:pPr>
+              <w:pStyle w:val="Compact"/>
+              <w:jc w:val="left"/>
+            </w:pPr>
+            <w:r>
+              <w:t xml:space="preserve">Measure</w:t>
+            </w:r>
+          </w:p>
+        </w:tc>
+        <w:tc>
+          <w:tcPr/>
+          <w:p>
+            <w:pPr>
+              <w:pStyle w:val="Compact"/>
+              <w:jc w:val="left"/>
+            </w:pPr>
+            <w:r>
+              <w:t xml:space="preserve">Formula</w:t>
+            </w:r>
+          </w:p>
+        </w:tc>
+        <w:tc>
+          <w:tcPr/>
+          <w:p>
+            <w:pPr>
+              <w:pStyle w:val="Compact"/>
+              <w:jc w:val="left"/>
+            </w:pPr>
+            <w:r>
+              <w:t xml:space="preserve">When to Use</w:t>
+            </w:r>
+          </w:p>
+        </w:tc>
+      </w:tr>
+      <w:tr>
+        <w:tc>
+          <w:tcPr/>
+          <w:p>
+            <w:pPr>
+              <w:pStyle w:val="Compact"/>
+              <w:jc w:val="left"/>
+            </w:pPr>
+            <w:r>
+              <w:rPr>
+                <w:b/>
+                <w:bCs/>
+              </w:rPr>
+              <w:t xml:space="preserve">Mean</w:t>
+            </w:r>
+          </w:p>
+        </w:tc>
+        <w:tc>
+          <w:tcPr/>
+          <w:p>
+            <w:pPr>
+              <w:pStyle w:val="Compact"/>
+              <w:jc w:val="left"/>
+            </w:pPr>
+            <m:oMath>
+              <m:acc>
+                <m:accPr>
+                  <m:chr m:val="‾"/>
+                </m:accPr>
+                <m:e>
+                  <m:r>
+                    <m:t>x</m:t>
+                  </m:r>
+                </m:e>
+              </m:acc>
+              <m:r>
+                <m:rPr>
+                  <m:sty m:val="p"/>
+                </m:rPr>
+                <m:t>=</m:t>
+              </m:r>
+              <m:f>
+                <m:fPr>
+                  <m:type m:val="bar"/>
+                </m:fPr>
+                <m:num>
+                  <m:r>
+                    <m:rPr>
+                      <m:sty m:val="p"/>
+                    </m:rPr>
+                    <m:t>∑</m:t>
+                  </m:r>
+                  <m:sSub>
+                    <m:e>
+                      <m:r>
+                        <m:t>x</m:t>
+                      </m:r>
+                    </m:e>
+                    <m:sub>
+                      <m:r>
+                        <m:t>i</m:t>
+                      </m:r>
+                    </m:sub>
+                  </m:sSub>
+                </m:num>
+                <m:den>
+                  <m:r>
+                    <m:t>n</m:t>
+                  </m:r>
+                </m:den>
+              </m:f>
+            </m:oMath>
+          </w:p>
+        </w:tc>
+        <w:tc>
+          <w:tcPr/>
+          <w:p>
+            <w:pPr>
+              <w:pStyle w:val="Compact"/>
+              <w:jc w:val="left"/>
+            </w:pPr>
+            <w:r>
+              <w:t xml:space="preserve">Symmetric, no outliers</w:t>
+            </w:r>
+          </w:p>
+        </w:tc>
+      </w:tr>
+      <w:tr>
+        <w:tc>
+          <w:tcPr/>
+          <w:p>
+            <w:pPr>
+              <w:pStyle w:val="Compact"/>
+              <w:jc w:val="left"/>
+            </w:pPr>
+            <w:r>
+              <w:rPr>
+                <w:b/>
+                <w:bCs/>
+              </w:rPr>
+              <w:t xml:space="preserve">Median</w:t>
+            </w:r>
+          </w:p>
+        </w:tc>
+        <w:tc>
+          <w:tcPr/>
+          <w:p>
+            <w:pPr>
+              <w:pStyle w:val="Compact"/>
+              <w:jc w:val="left"/>
+            </w:pPr>
+            <w:r>
+              <w:t xml:space="preserve">Middle value (ordered)</w:t>
+            </w:r>
+          </w:p>
+        </w:tc>
+        <w:tc>
+          <w:tcPr/>
+          <w:p>
+            <w:pPr>
+              <w:pStyle w:val="Compact"/>
+              <w:jc w:val="left"/>
+            </w:pPr>
+            <w:r>
+              <w:t xml:space="preserve">Skewed, outliers</w:t>
+            </w:r>
+          </w:p>
+        </w:tc>
+      </w:tr>
+      <w:tr>
+        <w:tc>
+          <w:tcPr/>
+          <w:p>
+            <w:pPr>
+              <w:pStyle w:val="Compact"/>
+              <w:jc w:val="left"/>
+            </w:pPr>
+            <w:r>
+              <w:rPr>
+                <w:b/>
+                <w:bCs/>
+              </w:rPr>
+              <w:t xml:space="preserve">Mode</w:t>
+            </w:r>
+          </w:p>
+        </w:tc>
+        <w:tc>
+          <w:tcPr/>
+          <w:p>
+            <w:pPr>
+              <w:pStyle w:val="Compact"/>
+              <w:jc w:val="left"/>
+            </w:pPr>
+            <w:r>
+              <w:t xml:space="preserve">Most frequent</w:t>
+            </w:r>
+          </w:p>
+        </w:tc>
+        <w:tc>
+          <w:tcPr/>
+          <w:p>
+            <w:pPr>
+              <w:pStyle w:val="Compact"/>
+              <w:jc w:val="left"/>
+            </w:pPr>
+            <w:r>
+              <w:t xml:space="preserve">Categorical data</w:t>
+            </w:r>
+          </w:p>
+        </w:tc>
+      </w:tr>
+    </w:tbl>
+    <w:p>
+      <w:pPr>
+        <w:pStyle w:val="BodyText"/>
+      </w:pPr>
+      <w:r>
+        <w:rPr>
+          <w:b/>
+          <w:bCs/>
+        </w:rPr>
+        <w:t xml:space="preserve">DSAT Tip:</w:t>
+      </w:r>
+      <w:r>
+        <w:t xml:space="preserve"> </w:t>
+      </w:r>
+      <w:r>
+        <w:t xml:space="preserve">If mean &gt; median → right-skewed. If mean &lt; median → left-skewed.</w:t>
+      </w:r>
+    </w:p>
+    <w:tbl>
+      <w:tblPr>
+        <w:tblStyle w:val="Table"/>
+        <w:tblW w:type="pct" w:w="5000"/>
+        <w:jc w:val="left"/>
+        <w:tblLayout w:type="fixed"/>
+        <w:tblLook w:firstRow="1" w:lastRow="0" w:firstColumn="0" w:lastColumn="0" w:noHBand="0" w:noVBand="0" w:val="0020"/>
+      </w:tblPr>
+      <w:tblGrid>
+        <w:gridCol w:w="2754"/>
+        <w:gridCol w:w="2926"/>
+        <w:gridCol w:w="2238"/>
+      </w:tblGrid>
+      <w:tr>
+        <w:trPr>
+          <w:tblHeader w:val="on"/>
+        </w:trPr>
+        <w:tc>
+          <w:tcPr/>
+          <w:p>
+            <w:pPr>
+              <w:pStyle w:val="Compact"/>
+              <w:jc w:val="left"/>
+            </w:pPr>
+            <w:r>
+              <w:t xml:space="preserve">Spread Measure</w:t>
+            </w:r>
+          </w:p>
+        </w:tc>
+        <w:tc>
+          <w:tcPr/>
+          <w:p>
+            <w:pPr>
+              <w:pStyle w:val="Compact"/>
+              <w:jc w:val="left"/>
+            </w:pPr>
+            <w:r>
+              <w:t xml:space="preserve">Formula/Concept</w:t>
+            </w:r>
+          </w:p>
+        </w:tc>
+        <w:tc>
+          <w:tcPr/>
+          <w:p>
+            <w:pPr>
+              <w:pStyle w:val="Compact"/>
+              <w:jc w:val="left"/>
+            </w:pPr>
+            <w:r>
+              <w:t xml:space="preserve">When to Use</w:t>
+            </w:r>
+          </w:p>
+        </w:tc>
+      </w:tr>
+      <w:tr>
+        <w:tc>
+          <w:tcPr/>
+          <w:p>
+            <w:pPr>
+              <w:pStyle w:val="Compact"/>
+              <w:jc w:val="left"/>
+            </w:pPr>
+            <w:r>
+              <w:rPr>
+                <w:b/>
+                <w:bCs/>
+              </w:rPr>
+              <w:t xml:space="preserve">Range</w:t>
+            </w:r>
+          </w:p>
+        </w:tc>
+        <w:tc>
+          <w:tcPr/>
+          <w:p>
+            <w:pPr>
+              <w:pStyle w:val="Compact"/>
+              <w:jc w:val="left"/>
+            </w:pPr>
+            <w:r>
+              <w:t xml:space="preserve">Max - Min</w:t>
+            </w:r>
+          </w:p>
+        </w:tc>
+        <w:tc>
+          <w:tcPr/>
+          <w:p>
+            <w:pPr>
+              <w:pStyle w:val="Compact"/>
+              <w:jc w:val="left"/>
+            </w:pPr>
+            <w:r>
+              <w:t xml:space="preserve">Quick check</w:t>
+            </w:r>
+          </w:p>
+        </w:tc>
+      </w:tr>
+      <w:tr>
+        <w:tc>
+          <w:tcPr/>
+          <w:p>
+            <w:pPr>
+              <w:pStyle w:val="Compact"/>
+              <w:jc w:val="left"/>
+            </w:pPr>
+            <w:r>
+              <w:rPr>
+                <w:b/>
+                <w:bCs/>
+              </w:rPr>
+              <w:t xml:space="preserve">IQR</w:t>
+            </w:r>
+          </w:p>
+        </w:tc>
+        <w:tc>
+          <w:tcPr/>
+          <w:p>
+            <w:pPr>
+              <w:pStyle w:val="Compact"/>
+              <w:jc w:val="left"/>
+            </w:pPr>
+            <m:oMath>
+              <m:sSub>
+                <m:e>
+                  <m:r>
+                    <m:t>Q</m:t>
+                  </m:r>
+                </m:e>
+                <m:sub>
+                  <m:r>
+                    <m:t>3</m:t>
+                  </m:r>
+                </m:sub>
+              </m:sSub>
+              <m:r>
+                <m:rPr>
+                  <m:sty m:val="p"/>
+                </m:rPr>
+                <m:t>−</m:t>
+              </m:r>
+              <m:sSub>
+                <m:e>
+                  <m:r>
+                    <m:t>Q</m:t>
+                  </m:r>
+                </m:e>
+                <m:sub>
+                  <m:r>
+                    <m:t>1</m:t>
+                  </m:r>
+                </m:sub>
+              </m:sSub>
+            </m:oMath>
+          </w:p>
+        </w:tc>
+        <w:tc>
+          <w:tcPr/>
+          <w:p>
+            <w:pPr>
+              <w:pStyle w:val="Compact"/>
+              <w:jc w:val="left"/>
+            </w:pPr>
+            <w:r>
+              <w:t xml:space="preserve">Robust (with median)</w:t>
+            </w:r>
+          </w:p>
+        </w:tc>
+      </w:tr>
+      <w:tr>
+        <w:tc>
+          <w:tcPr/>
+          <w:p>
+            <w:pPr>
+              <w:pStyle w:val="Compact"/>
+              <w:jc w:val="left"/>
+            </w:pPr>
+            <w:r>
+              <w:rPr>
+                <w:b/>
+                <w:bCs/>
+              </w:rPr>
+              <w:t xml:space="preserve">Std Dev</w:t>
+            </w:r>
+          </w:p>
+        </w:tc>
+        <w:tc>
+          <w:tcPr/>
+          <w:p>
+            <w:pPr>
+              <w:pStyle w:val="Compact"/>
+              <w:jc w:val="left"/>
+            </w:pPr>
+            <m:oMath>
+              <m:rad>
+                <m:radPr>
+                  <m:degHide m:val="on"/>
+                </m:radPr>
+                <m:deg/>
+                <m:e>
+                  <m:f>
+                    <m:fPr>
+                      <m:type m:val="bar"/>
+                    </m:fPr>
+                    <m:num>
+                      <m:r>
+                        <m:rPr>
+                          <m:sty m:val="p"/>
+                        </m:rPr>
+                        <m:t>∑</m:t>
+                      </m:r>
+                      <m:sSup>
+                        <m:e>
+                          <m:d>
+                            <m:dPr>
+                              <m:begChr m:val="("/>
+                              <m:endChr m:val=")"/>
+                              <m:sepChr m:val=""/>
+                              <m:grow/>
+                            </m:dPr>
+                            <m:e>
+                              <m:sSub>
+                                <m:e>
+                                  <m:r>
+                                    <m:t>x</m:t>
+                                  </m:r>
+                                </m:e>
+                                <m:sub>
+                                  <m:r>
+                                    <m:t>i</m:t>
+                                  </m:r>
+                                </m:sub>
+                              </m:sSub>
+                              <m:r>
+                                <m:rPr>
+                                  <m:sty m:val="p"/>
+                                </m:rPr>
+                                <m:t>−</m:t>
+                              </m:r>
+                              <m:acc>
+                                <m:accPr>
+                                  <m:chr m:val="‾"/>
+                                </m:accPr>
+                                <m:e>
+                                  <m:r>
+                                    <m:t>x</m:t>
+                                  </m:r>
+                                </m:e>
+                              </m:acc>
+                            </m:e>
+                          </m:d>
+                        </m:e>
+                        <m:sup>
+                          <m:r>
+                            <m:t>2</m:t>
+                          </m:r>
+                        </m:sup>
+                      </m:sSup>
+                    </m:num>
+                    <m:den>
+                      <m:r>
+                        <m:t>n</m:t>
+                      </m:r>
+                    </m:den>
+                  </m:f>
+                </m:e>
+              </m:rad>
+            </m:oMath>
+          </w:p>
+        </w:tc>
+        <w:tc>
+          <w:tcPr/>
+          <w:p>
+            <w:pPr>
+              <w:pStyle w:val="Compact"/>
+              <w:jc w:val="left"/>
+            </w:pPr>
+            <w:r>
+              <w:t xml:space="preserve">Symmetric distributions</w:t>
+            </w:r>
+          </w:p>
+        </w:tc>
+      </w:tr>
+    </w:tbl>
+    <w:p>
+      <w:pPr>
+        <w:pStyle w:val="BodyText"/>
+      </w:pPr>
+      <w:r>
+        <w:rPr>
+          <w:b/>
+          <w:bCs/>
+        </w:rPr>
+        <w:t xml:space="preserve">DSAT Key:</w:t>
+      </w:r>
+      <w:r>
+        <w:t xml:space="preserve"> </w:t>
+      </w:r>
+      <w:r>
+        <w:t xml:space="preserve">You</w:t>
+      </w:r>
+      <w:r>
+        <w:t xml:space="preserve"> </w:t>
+      </w:r>
+      <w:r>
+        <w:rPr>
+          <w:b/>
+          <w:bCs/>
+        </w:rPr>
+        <w:t xml:space="preserve">compare</w:t>
+      </w:r>
+      <w:r>
+        <w:t xml:space="preserve"> </w:t>
+      </w:r>
+      <w:r>
+        <w:t xml:space="preserve">SDs visually (dot plots, histograms) – larger spread = larger SD. Don’t calculate by hand.</w:t>
+      </w:r>
+    </w:p>
+    <w:bookmarkEnd w:id="99"/>
+    <w:bookmarkStart w:id="100" w:name="outlier-detection-1.5-iqr-rule"/>
+    <w:p>
+      <w:pPr>
+        <w:pStyle w:val="Heading4"/>
+      </w:pPr>
+      <w:r>
+        <w:t xml:space="preserve">Outlier Detection (1.5 × IQR Rule)</w:t>
+      </w:r>
+    </w:p>
+    <w:p>
+      <w:pPr>
+        <w:pStyle w:val="Compact"/>
+        <w:numPr>
+          <w:ilvl w:val="0"/>
+          <w:numId w:val="1030"/>
+        </w:numPr>
+      </w:pPr>
+      <w:r>
+        <w:rPr>
+          <w:b/>
+          <w:bCs/>
+        </w:rPr>
+        <w:t xml:space="preserve">Lower fence:</w:t>
+      </w:r>
+      <w:r>
+        <w:t xml:space="preserve"> </w:t>
+      </w:r>
+      <m:oMath>
+        <m:sSub>
+          <m:e>
+            <m:r>
+              <m:t>Q</m:t>
+            </m:r>
+          </m:e>
+          <m:sub>
+            <m:r>
+              <m:t>1</m:t>
+            </m:r>
+          </m:sub>
+        </m:sSub>
+        <m:r>
+          <m:rPr>
+            <m:sty m:val="p"/>
+          </m:rPr>
+          <m:t>−</m:t>
+        </m:r>
+        <m:r>
+          <m:t>1.5</m:t>
+        </m:r>
+        <m:r>
+          <m:rPr>
+            <m:sty m:val="p"/>
+          </m:rPr>
+          <m:t>×</m:t>
+        </m:r>
+        <m:r>
+          <m:t>I</m:t>
+        </m:r>
+        <m:r>
+          <m:t>Q</m:t>
+        </m:r>
+        <m:r>
+          <m:t>R</m:t>
+        </m:r>
+      </m:oMath>
+    </w:p>
+    <w:p>
+      <w:pPr>
+        <w:pStyle w:val="Compact"/>
+        <w:numPr>
+          <w:ilvl w:val="0"/>
+          <w:numId w:val="1030"/>
+        </w:numPr>
+      </w:pPr>
+      <w:r>
+        <w:rPr>
+          <w:b/>
+          <w:bCs/>
+        </w:rPr>
+        <w:t xml:space="preserve">Upper fence:</w:t>
+      </w:r>
+      <w:r>
+        <w:t xml:space="preserve"> </w:t>
+      </w:r>
+      <m:oMath>
+        <m:sSub>
+          <m:e>
+            <m:r>
+              <m:t>Q</m:t>
+            </m:r>
+          </m:e>
+          <m:sub>
+            <m:r>
+              <m:t>3</m:t>
+            </m:r>
+          </m:sub>
+        </m:sSub>
+        <m:r>
+          <m:rPr>
+            <m:sty m:val="p"/>
+          </m:rPr>
+          <m:t>+</m:t>
+        </m:r>
+        <m:r>
+          <m:t>1.5</m:t>
+        </m:r>
+        <m:r>
+          <m:rPr>
+            <m:sty m:val="p"/>
+          </m:rPr>
+          <m:t>×</m:t>
+        </m:r>
+        <m:r>
+          <m:t>I</m:t>
+        </m:r>
+        <m:r>
+          <m:t>Q</m:t>
+        </m:r>
+        <m:r>
+          <m:t>R</m:t>
+        </m:r>
+      </m:oMath>
+    </w:p>
+    <w:p>
+      <w:pPr>
+        <w:pStyle w:val="Compact"/>
+        <w:numPr>
+          <w:ilvl w:val="0"/>
+          <w:numId w:val="1030"/>
+        </w:numPr>
+      </w:pPr>
+      <w:r>
+        <w:t xml:space="preserve">Points beyond = outliers</w:t>
+      </w:r>
+    </w:p>
+    <w:bookmarkEnd w:id="100"/>
+    <w:bookmarkStart w:id="101" w:name="normal-distribution-empirical-rule"/>
+    <w:p>
+      <w:pPr>
+        <w:pStyle w:val="Heading4"/>
+      </w:pPr>
+      <w:r>
+        <w:t xml:space="preserve">Normal Distribution (Empirical Rule)</w:t>
+      </w:r>
+    </w:p>
+    <w:tbl>
+      <w:tblPr>
+        <w:tblStyle w:val="Table"/>
+        <w:tblW w:type="auto" w:w="0"/>
+        <w:jc w:val="left"/>
+        <w:tblLook w:firstRow="1" w:lastRow="0" w:firstColumn="0" w:lastColumn="0" w:noHBand="0" w:noVBand="0" w:val="0020"/>
+      </w:tblPr>
+      <w:tblGrid>
+        <w:gridCol w:w="3960"/>
+        <w:gridCol w:w="3960"/>
+      </w:tblGrid>
+      <w:tr>
+        <w:trPr>
+          <w:tblHeader w:val="on"/>
+        </w:trPr>
+        <w:tc>
+          <w:tcPr/>
+          <w:p>
+            <w:pPr>
+              <w:pStyle w:val="Compact"/>
+              <w:jc w:val="left"/>
+            </w:pPr>
+            <w:r>
+              <w:t xml:space="preserve">Interval</w:t>
+            </w:r>
+          </w:p>
+        </w:tc>
+        <w:tc>
+          <w:tcPr/>
+          <w:p>
+            <w:pPr>
+              <w:pStyle w:val="Compact"/>
+              <w:jc w:val="left"/>
+            </w:pPr>
+            <w:r>
+              <w:t xml:space="preserve">Percentage</w:t>
+            </w:r>
+          </w:p>
+        </w:tc>
+      </w:tr>
+      <w:tr>
+        <w:tc>
+          <w:tcPr/>
+          <w:p>
+            <w:pPr>
+              <w:pStyle w:val="Compact"/>
+              <w:jc w:val="left"/>
+            </w:pPr>
+            <m:oMath>
+              <m:r>
+                <m:t>μ</m:t>
+              </m:r>
+              <m:r>
+                <m:rPr>
+                  <m:sty m:val="p"/>
+                </m:rPr>
+                <m:t>±</m:t>
+              </m:r>
+              <m:r>
+                <m:t>1</m:t>
+              </m:r>
+              <m:r>
+                <m:t>σ</m:t>
+              </m:r>
+            </m:oMath>
+          </w:p>
+        </w:tc>
+        <w:tc>
+          <w:tcPr/>
+          <w:p>
+            <w:pPr>
+              <w:pStyle w:val="Compact"/>
+              <w:jc w:val="left"/>
+            </w:pPr>
+            <w:r>
+              <w:t xml:space="preserve">~68%</w:t>
+            </w:r>
+          </w:p>
+        </w:tc>
+      </w:tr>
+      <w:tr>
+        <w:tc>
+          <w:tcPr/>
+          <w:p>
+            <w:pPr>
+              <w:pStyle w:val="Compact"/>
+              <w:jc w:val="left"/>
+            </w:pPr>
+            <m:oMath>
+              <m:r>
+                <m:t>μ</m:t>
+              </m:r>
+              <m:r>
+                <m:rPr>
+                  <m:sty m:val="p"/>
+                </m:rPr>
+                <m:t>±</m:t>
+              </m:r>
+              <m:r>
+                <m:t>2</m:t>
+              </m:r>
+              <m:r>
+                <m:t>σ</m:t>
+              </m:r>
+            </m:oMath>
+          </w:p>
+        </w:tc>
+        <w:tc>
+          <w:tcPr/>
+          <w:p>
+            <w:pPr>
+              <w:pStyle w:val="Compact"/>
+              <w:jc w:val="left"/>
+            </w:pPr>
+            <w:r>
+              <w:t xml:space="preserve">~95%</w:t>
+            </w:r>
+          </w:p>
+        </w:tc>
+      </w:tr>
+      <w:tr>
+        <w:tc>
+          <w:tcPr/>
+          <w:p>
+            <w:pPr>
+              <w:pStyle w:val="Compact"/>
+              <w:jc w:val="left"/>
+            </w:pPr>
+            <m:oMath>
+              <m:r>
+                <m:t>μ</m:t>
+              </m:r>
+              <m:r>
+                <m:rPr>
+                  <m:sty m:val="p"/>
+                </m:rPr>
+                <m:t>±</m:t>
+              </m:r>
+              <m:r>
+                <m:t>3</m:t>
+              </m:r>
+              <m:r>
+                <m:t>σ</m:t>
+              </m:r>
+            </m:oMath>
+          </w:p>
+        </w:tc>
+        <w:tc>
+          <w:tcPr/>
+          <w:p>
+            <w:pPr>
+              <w:pStyle w:val="Compact"/>
+              <w:jc w:val="left"/>
+            </w:pPr>
+            <w:r>
+              <w:t xml:space="preserve">~99.7%</w:t>
+            </w:r>
+          </w:p>
+        </w:tc>
+      </w:tr>
+    </w:tbl>
+    <w:p>
+      <w:pPr>
+        <w:pStyle w:val="BodyText"/>
+      </w:pPr>
+      <w:r>
+        <w:rPr>
+          <w:b/>
+          <w:bCs/>
+        </w:rPr>
+        <w:t xml:space="preserve">Z-score:</w:t>
+      </w:r>
+      <w:r>
+        <w:t xml:space="preserve"> </w:t>
+      </w:r>
+      <m:oMath>
+        <m:r>
+          <m:t>z</m:t>
+        </m:r>
+        <m:r>
+          <m:rPr>
+            <m:sty m:val="p"/>
+          </m:rPr>
+          <m:t>=</m:t>
+        </m:r>
+        <m:f>
+          <m:fPr>
+            <m:type m:val="bar"/>
+          </m:fPr>
+          <m:num>
+            <m:r>
+              <m:t>x</m:t>
+            </m:r>
+            <m:r>
+              <m:rPr>
+                <m:sty m:val="p"/>
+              </m:rPr>
+              <m:t>−</m:t>
+            </m:r>
+            <m:r>
+              <m:t>μ</m:t>
+            </m:r>
+          </m:num>
+          <m:den>
+            <m:r>
+              <m:t>σ</m:t>
+            </m:r>
+          </m:den>
+        </m:f>
+      </m:oMath>
+      <w:r>
+        <w:t xml:space="preserve"> </w:t>
+      </w:r>
+      <w:r>
+        <w:t xml:space="preserve">→ Compare across distributions</w:t>
+      </w:r>
+    </w:p>
+    <w:bookmarkEnd w:id="101"/>
+    <w:bookmarkStart w:id="102" w:name="margin-of-error-confidence-intervals"/>
+    <w:p>
+      <w:pPr>
+        <w:pStyle w:val="Heading4"/>
+      </w:pPr>
+      <w:r>
+        <w:t xml:space="preserve">Margin of Error &amp; Confidence Intervals</w:t>
+      </w:r>
+    </w:p>
+    <w:p>
+      <w:pPr>
+        <w:pStyle w:val="FirstParagraph"/>
+      </w:pPr>
+      <w:r>
+        <w:rPr>
+          <w:b/>
+          <w:bCs/>
+        </w:rPr>
+        <w:t xml:space="preserve">Formula (given on SAT):</w:t>
+      </w:r>
+      <w:r>
+        <w:t xml:space="preserve"> </w:t>
+      </w:r>
+      <m:oMath>
+        <m:r>
+          <m:t>M</m:t>
+        </m:r>
+        <m:r>
+          <m:t>E</m:t>
+        </m:r>
+        <m:r>
+          <m:rPr>
+            <m:sty m:val="p"/>
+          </m:rPr>
+          <m:t>=</m:t>
+        </m:r>
+        <m:r>
+          <m:t>z</m:t>
+        </m:r>
+        <m:r>
+          <m:rPr>
+            <m:sty m:val="p"/>
+          </m:rPr>
+          <m:t>×</m:t>
+        </m:r>
+        <m:f>
+          <m:fPr>
+            <m:type m:val="bar"/>
+          </m:fPr>
+          <m:num>
+            <m:r>
+              <m:t>σ</m:t>
+            </m:r>
+          </m:num>
+          <m:den>
+            <m:rad>
+              <m:radPr>
+                <m:degHide m:val="on"/>
+              </m:radPr>
+              <m:deg/>
+              <m:e>
+                <m:r>
+                  <m:t>n</m:t>
+                </m:r>
+              </m:e>
+            </m:rad>
+          </m:den>
+        </m:f>
+      </m:oMath>
+    </w:p>
+    <w:tbl>
+      <w:tblPr>
+        <w:tblStyle w:val="Table"/>
+        <w:tblW w:type="auto" w:w="0"/>
+        <w:jc w:val="left"/>
+        <w:tblLook w:firstRow="1" w:lastRow="0" w:firstColumn="0" w:lastColumn="0" w:noHBand="0" w:noVBand="0" w:val="0020"/>
+      </w:tblPr>
+      <w:tblGrid>
+        <w:gridCol w:w="3960"/>
+        <w:gridCol w:w="3960"/>
+      </w:tblGrid>
+      <w:tr>
+        <w:trPr>
+          <w:tblHeader w:val="on"/>
+        </w:trPr>
+        <w:tc>
+          <w:tcPr/>
+          <w:p>
+            <w:pPr>
+              <w:pStyle w:val="Compact"/>
+              <w:jc w:val="left"/>
+            </w:pPr>
+            <w:r>
+              <w:t xml:space="preserve">Change</w:t>
+            </w:r>
+          </w:p>
+        </w:tc>
+        <w:tc>
+          <w:tcPr/>
+          <w:p>
+            <w:pPr>
+              <w:pStyle w:val="Compact"/>
+              <w:jc w:val="left"/>
+            </w:pPr>
+            <w:r>
+              <w:t xml:space="preserve">Effect on ME</w:t>
+            </w:r>
+          </w:p>
+        </w:tc>
+      </w:tr>
+      <w:tr>
+        <w:tc>
+          <w:tcPr/>
+          <w:p>
+            <w:pPr>
+              <w:pStyle w:val="Compact"/>
+              <w:jc w:val="left"/>
+            </w:pPr>
+            <w:r>
+              <w:t xml:space="preserve">Increase</w:t>
+            </w:r>
+            <w:r>
+              <w:t xml:space="preserve"> </w:t>
+            </w:r>
+            <m:oMath>
+              <m:r>
+                <m:t>n</m:t>
+              </m:r>
+            </m:oMath>
+          </w:p>
+        </w:tc>
+        <w:tc>
+          <w:tcPr/>
+          <w:p>
+            <w:pPr>
+              <w:pStyle w:val="Compact"/>
+              <w:jc w:val="left"/>
+            </w:pPr>
+            <w:r>
+              <w:t xml:space="preserve">Decreases (√n in denominator)</w:t>
+            </w:r>
+          </w:p>
+        </w:tc>
+      </w:tr>
+      <w:tr>
+        <w:tc>
+          <w:tcPr/>
+          <w:p>
+            <w:pPr>
+              <w:pStyle w:val="Compact"/>
+              <w:jc w:val="left"/>
+            </w:pPr>
+            <w:r>
+              <w:t xml:space="preserve">Increase confidence</w:t>
+            </w:r>
+          </w:p>
+        </w:tc>
+        <w:tc>
+          <w:tcPr/>
+          <w:p>
+            <w:pPr>
+              <w:pStyle w:val="Compact"/>
+              <w:jc w:val="left"/>
+            </w:pPr>
+            <w:r>
+              <w:t xml:space="preserve">Increases (larger z)</w:t>
+            </w:r>
+          </w:p>
+        </w:tc>
+      </w:tr>
+      <w:tr>
+        <w:tc>
+          <w:tcPr/>
+          <w:p>
+            <w:pPr>
+              <w:pStyle w:val="Compact"/>
+              <w:jc w:val="left"/>
+            </w:pPr>
+            <w:r>
+              <w:t xml:space="preserve">Increase</w:t>
+            </w:r>
+            <w:r>
+              <w:t xml:space="preserve"> </w:t>
+            </w:r>
+            <m:oMath>
+              <m:r>
+                <m:t>σ</m:t>
+              </m:r>
+            </m:oMath>
+          </w:p>
+        </w:tc>
+        <w:tc>
+          <w:tcPr/>
+          <w:p>
+            <w:pPr>
+              <w:pStyle w:val="Compact"/>
+              <w:jc w:val="left"/>
+            </w:pPr>
+            <w:r>
+              <w:t xml:space="preserve">Increases</w:t>
+            </w:r>
+          </w:p>
+        </w:tc>
+      </w:tr>
+    </w:tbl>
+    <w:bookmarkEnd w:id="102"/>
+    <w:bookmarkStart w:id="103" w:name="sampling-methods"/>
+    <w:p>
+      <w:pPr>
+        <w:pStyle w:val="Heading4"/>
+      </w:pPr>
+      <w:r>
+        <w:t xml:space="preserve">Sampling Methods</w:t>
+      </w:r>
+    </w:p>
+    <w:tbl>
+      <w:tblPr>
+        <w:tblStyle w:val="Table"/>
+        <w:tblW w:type="pct" w:w="5000"/>
+        <w:jc w:val="left"/>
+        <w:tblLayout w:type="fixed"/>
+        <w:tblLook w:firstRow="1" w:lastRow="0" w:firstColumn="0" w:lastColumn="0" w:noHBand="0" w:noVBand="0" w:val="0020"/>
+      </w:tblPr>
+      <w:tblGrid>
+        <w:gridCol w:w="1980"/>
+        <w:gridCol w:w="3217"/>
+        <w:gridCol w:w="2722"/>
+      </w:tblGrid>
+      <w:tr>
+        <w:trPr>
+          <w:tblHeader w:val="on"/>
+        </w:trPr>
+        <w:tc>
+          <w:tcPr/>
+          <w:p>
+            <w:pPr>
+              <w:pStyle w:val="Compact"/>
+              <w:jc w:val="left"/>
+            </w:pPr>
+            <w:r>
+              <w:t xml:space="preserve">Method</w:t>
+            </w:r>
+          </w:p>
+        </w:tc>
+        <w:tc>
+          <w:tcPr/>
+          <w:p>
+            <w:pPr>
+              <w:pStyle w:val="Compact"/>
+              <w:jc w:val="left"/>
+            </w:pPr>
+            <w:r>
+              <w:t xml:space="preserve">Description</w:t>
+            </w:r>
+          </w:p>
+        </w:tc>
+        <w:tc>
+          <w:tcPr/>
+          <w:p>
+            <w:pPr>
+              <w:pStyle w:val="Compact"/>
+              <w:jc w:val="left"/>
+            </w:pPr>
+            <w:r>
+              <w:t xml:space="preserve">Bias Risk</w:t>
+            </w:r>
+          </w:p>
+        </w:tc>
+      </w:tr>
+      <w:tr>
+        <w:tc>
+          <w:tcPr/>
+          <w:p>
+            <w:pPr>
+              <w:pStyle w:val="Compact"/>
+              <w:jc w:val="left"/>
+            </w:pPr>
+            <w:r>
+              <w:rPr>
+                <w:b/>
+                <w:bCs/>
+              </w:rPr>
+              <w:t xml:space="preserve">Simple Random (SRS)</w:t>
+            </w:r>
+          </w:p>
+        </w:tc>
+        <w:tc>
+          <w:tcPr/>
+          <w:p>
+            <w:pPr>
+              <w:pStyle w:val="Compact"/>
+              <w:jc w:val="left"/>
+            </w:pPr>
+            <w:r>
+              <w:t xml:space="preserve">Every group of n equally likely</w:t>
+            </w:r>
+          </w:p>
+        </w:tc>
+        <w:tc>
+          <w:tcPr/>
+          <w:p>
+            <w:pPr>
+              <w:pStyle w:val="Compact"/>
+              <w:jc w:val="left"/>
+            </w:pPr>
+            <w:r>
+              <w:t xml:space="preserve">Low</w:t>
+            </w:r>
+          </w:p>
+        </w:tc>
+      </w:tr>
+      <w:tr>
+        <w:tc>
+          <w:tcPr/>
+          <w:p>
+            <w:pPr>
+              <w:pStyle w:val="Compact"/>
+              <w:jc w:val="left"/>
+            </w:pPr>
+            <w:r>
+              <w:rPr>
+                <w:b/>
+                <w:bCs/>
+              </w:rPr>
+              <w:t xml:space="preserve">Stratified</w:t>
+            </w:r>
+          </w:p>
+        </w:tc>
+        <w:tc>
+          <w:tcPr/>
+          <w:p>
+            <w:pPr>
+              <w:pStyle w:val="Compact"/>
+              <w:jc w:val="left"/>
+            </w:pPr>
+            <w:r>
+              <w:t xml:space="preserve">Divide into strata, SRS from each</w:t>
+            </w:r>
+          </w:p>
+        </w:tc>
+        <w:tc>
+          <w:tcPr/>
+          <w:p>
+            <w:pPr>
+              <w:pStyle w:val="Compact"/>
+              <w:jc w:val="left"/>
+            </w:pPr>
+            <w:r>
+              <w:t xml:space="preserve">Low (ensures subgroups)</w:t>
+            </w:r>
+          </w:p>
+        </w:tc>
+      </w:tr>
+      <w:tr>
+        <w:tc>
+          <w:tcPr/>
+          <w:p>
+            <w:pPr>
+              <w:pStyle w:val="Compact"/>
+              <w:jc w:val="left"/>
+            </w:pPr>
+            <w:r>
+              <w:rPr>
+                <w:b/>
+                <w:bCs/>
+              </w:rPr>
+              <w:t xml:space="preserve">Cluster</w:t>
+            </w:r>
+          </w:p>
+        </w:tc>
+        <w:tc>
+          <w:tcPr/>
+          <w:p>
+            <w:pPr>
+              <w:pStyle w:val="Compact"/>
+              <w:jc w:val="left"/>
+            </w:pPr>
+            <w:r>
+              <w:t xml:space="preserve">Random clusters, survey all in cluster</w:t>
+            </w:r>
+          </w:p>
+        </w:tc>
+        <w:tc>
+          <w:tcPr/>
+          <w:p>
+            <w:pPr>
+              <w:pStyle w:val="Compact"/>
+              <w:jc w:val="left"/>
+            </w:pPr>
+            <w:r>
+              <w:t xml:space="preserve">Medium</w:t>
+            </w:r>
+          </w:p>
+        </w:tc>
+      </w:tr>
+      <w:tr>
+        <w:tc>
+          <w:tcPr/>
+          <w:p>
+            <w:pPr>
+              <w:pStyle w:val="Compact"/>
+              <w:jc w:val="left"/>
+            </w:pPr>
+            <w:r>
+              <w:rPr>
+                <w:b/>
+                <w:bCs/>
+              </w:rPr>
+              <w:t xml:space="preserve">Systematic</w:t>
+            </w:r>
+          </w:p>
+        </w:tc>
+        <w:tc>
+          <w:tcPr/>
+          <w:p>
+            <w:pPr>
+              <w:pStyle w:val="Compact"/>
+              <w:jc w:val="left"/>
+            </w:pPr>
+            <w:r>
+              <w:t xml:space="preserve">Every k-th individual</w:t>
+            </w:r>
+          </w:p>
+        </w:tc>
+        <w:tc>
+          <w:tcPr/>
+          <w:p>
+            <w:pPr>
+              <w:pStyle w:val="Compact"/>
+              <w:jc w:val="left"/>
+            </w:pPr>
+            <w:r>
+              <w:t xml:space="preserve">Medium (periodicity risk)</w:t>
+            </w:r>
+          </w:p>
+        </w:tc>
+      </w:tr>
+      <w:tr>
+        <w:tc>
+          <w:tcPr/>
+          <w:p>
+            <w:pPr>
+              <w:pStyle w:val="Compact"/>
+              <w:jc w:val="left"/>
+            </w:pPr>
+            <w:r>
+              <w:rPr>
+                <w:b/>
+                <w:bCs/>
+              </w:rPr>
+              <w:t xml:space="preserve">Convenience</w:t>
+            </w:r>
+          </w:p>
+        </w:tc>
+        <w:tc>
+          <w:tcPr/>
+          <w:p>
+            <w:pPr>
+              <w:pStyle w:val="Compact"/>
+              <w:jc w:val="left"/>
+            </w:pPr>
+            <w:r>
+              <w:t xml:space="preserve">Whoever is available</w:t>
+            </w:r>
+          </w:p>
+        </w:tc>
+        <w:tc>
+          <w:tcPr/>
+          <w:p>
+            <w:pPr>
+              <w:pStyle w:val="Compact"/>
+              <w:jc w:val="left"/>
+            </w:pPr>
+            <w:r>
+              <w:rPr>
+                <w:b/>
+                <w:bCs/>
+              </w:rPr>
+              <w:t xml:space="preserve">High</w:t>
+            </w:r>
+          </w:p>
+        </w:tc>
+      </w:tr>
+      <w:tr>
+        <w:tc>
+          <w:tcPr/>
+          <w:p>
+            <w:pPr>
+              <w:pStyle w:val="Compact"/>
+              <w:jc w:val="left"/>
+            </w:pPr>
+            <w:r>
+              <w:rPr>
+                <w:b/>
+                <w:bCs/>
+              </w:rPr>
+              <w:t xml:space="preserve">Voluntary Response</w:t>
+            </w:r>
+          </w:p>
+        </w:tc>
+        <w:tc>
+          <w:tcPr/>
+          <w:p>
+            <w:pPr>
+              <w:pStyle w:val="Compact"/>
+              <w:jc w:val="left"/>
+            </w:pPr>
+            <w:r>
+              <w:t xml:space="preserve">Self-selection</w:t>
+            </w:r>
+          </w:p>
+        </w:tc>
+        <w:tc>
+          <w:tcPr/>
+          <w:p>
+            <w:pPr>
+              <w:pStyle w:val="Compact"/>
+              <w:jc w:val="left"/>
+            </w:pPr>
+            <w:r>
+              <w:rPr>
+                <w:b/>
+                <w:bCs/>
+              </w:rPr>
+              <w:t xml:space="preserve">Very High</w:t>
+            </w:r>
+          </w:p>
+        </w:tc>
+      </w:tr>
+    </w:tbl>
+    <w:p>
+      <w:pPr>
+        <w:pStyle w:val="BodyText"/>
+      </w:pPr>
+      <w:r>
+        <w:rPr>
+          <w:b/>
+          <w:bCs/>
+        </w:rPr>
+        <w:t xml:space="preserve">Must Know:</w:t>
+      </w:r>
+      <w:r>
+        <w:t xml:space="preserve"> </w:t>
+      </w:r>
+      <w:r>
+        <w:t xml:space="preserve">Random</w:t>
+      </w:r>
+      <w:r>
+        <w:t xml:space="preserve"> </w:t>
+      </w:r>
+      <w:r>
+        <w:rPr>
+          <w:b/>
+          <w:bCs/>
+        </w:rPr>
+        <w:t xml:space="preserve">sampling</w:t>
+      </w:r>
+      <w:r>
+        <w:t xml:space="preserve"> </w:t>
+      </w:r>
+      <w:r>
+        <w:t xml:space="preserve">→ generalization. Random</w:t>
+      </w:r>
+      <w:r>
+        <w:t xml:space="preserve"> </w:t>
+      </w:r>
+      <w:r>
+        <w:rPr>
+          <w:b/>
+          <w:bCs/>
+        </w:rPr>
+        <w:t xml:space="preserve">assignment</w:t>
+      </w:r>
+      <w:r>
+        <w:t xml:space="preserve"> </w:t>
+      </w:r>
+      <w:r>
+        <w:t xml:space="preserve">→ causation. Neither → neither.</w:t>
+      </w:r>
+    </w:p>
+    <w:p>
+      <w:pPr>
+        <w:pStyle w:val="BodyText"/>
+      </w:pPr>
+      <w:r>
+        <w:rPr>
+          <w:i/>
+          <w:iCs/>
+        </w:rPr>
+        <w:t xml:space="preserve">Next update: Continue monitoring 2026 Summer SAT/ACT @ AHA for additional classroom materials</w:t>
+      </w:r>
+    </w:p>
+    <w:bookmarkEnd w:id="103"/>
+    <w:bookmarkEnd w:id="104"/>
+    <w:bookmarkEnd w:id="105"/>
+    <w:bookmarkEnd w:id="106"/>
     <w:sectPr/>
   </w:body>
 </w:document>
@@ -13491,6 +17145,54 @@
     <w:lvlOverride w:ilvl="8">
       <w:startOverride w:val="1"/>
     </w:lvlOverride>
+  </w:num>
+  <w:num w:numId="1024">
+    <w:abstractNumId w:val="99411"/>
+    <w:lvlOverride w:ilvl="0">
+      <w:startOverride w:val="1"/>
+    </w:lvlOverride>
+    <w:lvlOverride w:ilvl="1">
+      <w:startOverride w:val="1"/>
+    </w:lvlOverride>
+    <w:lvlOverride w:ilvl="2">
+      <w:startOverride w:val="1"/>
+    </w:lvlOverride>
+    <w:lvlOverride w:ilvl="3">
+      <w:startOverride w:val="1"/>
+    </w:lvlOverride>
+    <w:lvlOverride w:ilvl="4">
+      <w:startOverride w:val="1"/>
+    </w:lvlOverride>
+    <w:lvlOverride w:ilvl="5">
+      <w:startOverride w:val="1"/>
+    </w:lvlOverride>
+    <w:lvlOverride w:ilvl="6">
+      <w:startOverride w:val="1"/>
+    </w:lvlOverride>
+    <w:lvlOverride w:ilvl="7">
+      <w:startOverride w:val="1"/>
+    </w:lvlOverride>
+    <w:lvlOverride w:ilvl="8">
+      <w:startOverride w:val="1"/>
+    </w:lvlOverride>
+  </w:num>
+  <w:num w:numId="1025">
+    <w:abstractNumId w:val="991"/>
+  </w:num>
+  <w:num w:numId="1026">
+    <w:abstractNumId w:val="991"/>
+  </w:num>
+  <w:num w:numId="1027">
+    <w:abstractNumId w:val="991"/>
+  </w:num>
+  <w:num w:numId="1028">
+    <w:abstractNumId w:val="991"/>
+  </w:num>
+  <w:num w:numId="1029">
+    <w:abstractNumId w:val="991"/>
+  </w:num>
+  <w:num w:numId="1030">
+    <w:abstractNumId w:val="991"/>
   </w:num>
 </w:numbering>
 </file>
